--- a/output/theory-docs/02-信息前置实施方案.docx
+++ b/output/theory-docs/02-信息前置实施方案.docx
@@ -225,137 +225,41 @@
       <w:pPr>
         <w:spacing w:before="120" w:after="120"/>
         <w:ind w:left="432"/>
+        <w:jc w:val="center"/>
       </w:pPr>
       <w:r>
-        <w:rPr>
-          <w:rFonts w:ascii="Courier New" w:hAnsi="Courier New"/>
-          <w:color w:val="646464"/>
-          <w:sz w:val="18"/>
-        </w:rPr>
-        <w:t>════════════════════════════════════════</w:t>
-        <w:br/>
-        <w:t xml:space="preserve">      【驻点信息推送单】</w:t>
-        <w:br/>
-        <w:t>════════════════════════════════════════</w:t>
-        <w:br/>
-        <w:br/>
-        <w:t>【小区基本信息】</w:t>
-        <w:br/>
-        <w:t>小区名称：{小区名称}</w:t>
-        <w:br/>
-        <w:t>驻点时间：{驻点日期}</w:t>
-        <w:br/>
-        <w:t>客户经理：{客户经理姓名}</w:t>
-        <w:br/>
-        <w:t>联系电话：{客户经理电话}</w:t>
-        <w:br/>
-        <w:br/>
-        <w:t>────────────────────────────────────────</w:t>
-        <w:br/>
-        <w:br/>
-        <w:t>【重点关注客户】（共{重点客户数}户）</w:t>
-        <w:br/>
-        <w:br/>
-        <w:t>【敏感客户】（{敏感客户数}户）</w:t>
-        <w:br/>
-        <w:t>{循环显示每个敏感客户}</w:t>
-        <w:br/>
-        <w:t xml:space="preserve">  {序号}. {客户名称}（{客户类型}）</w:t>
-        <w:br/>
-        <w:t xml:space="preserve">    - 地址：{用电地址}</w:t>
-        <w:br/>
-        <w:t xml:space="preserve">    - 电话：{联系电话}</w:t>
-        <w:br/>
-        <w:t xml:space="preserve">    - 上次投诉：{上次投诉时间}</w:t>
-        <w:br/>
-        <w:t xml:space="preserve">    - 建议：主动上门回访，了解满意度</w:t>
-        <w:br/>
-        <w:t>{/循环}</w:t>
-        <w:br/>
-        <w:br/>
-        <w:t>【频繁停电客户】（{频繁停电客户数}户）</w:t>
-        <w:br/>
-        <w:t>{循环显示每个频繁停电客户}</w:t>
-        <w:br/>
-        <w:t xml:space="preserve">  {序号}. {客户名称}（{客户类型}）</w:t>
-        <w:br/>
-        <w:t xml:space="preserve">    - 地址：{用电地址}</w:t>
-        <w:br/>
-        <w:t xml:space="preserve">    - 电话：{联系电话}</w:t>
-        <w:br/>
-        <w:t xml:space="preserve">    - 近12月停电：{停电次数_12月}次</w:t>
-        <w:br/>
-        <w:t xml:space="preserve">    - 上次停电：{上次停电时间}</w:t>
-        <w:br/>
-        <w:t xml:space="preserve">    - 建议：解释说明，了解设备情况</w:t>
-        <w:br/>
-        <w:t>{/循环}</w:t>
-        <w:br/>
-        <w:br/>
-        <w:t>【特殊群体】（{特殊群体数}户）</w:t>
-        <w:br/>
-        <w:t>{循环显示每个特殊群体客户}</w:t>
-        <w:br/>
-        <w:t xml:space="preserve">  {序号}. {客户名称}（{客户类型}）</w:t>
-        <w:br/>
-        <w:t xml:space="preserve">    - 地址：{用电地址}</w:t>
-        <w:br/>
-        <w:t xml:space="preserve">    - 电话：{联系电话}</w:t>
-        <w:br/>
-        <w:t xml:space="preserve">    - 备注：{备注}</w:t>
-        <w:br/>
-        <w:t xml:space="preserve">    - 建议：上门关怀，检查用电安全</w:t>
-        <w:br/>
-        <w:t>{/循环}</w:t>
-        <w:br/>
-        <w:br/>
-        <w:t>────────────────────────────────────────</w:t>
-        <w:br/>
-        <w:br/>
-        <w:t>【配电房信息】</w:t>
-        <w:br/>
-        <w:t>- 位置：{配电房位置}</w:t>
-        <w:br/>
-        <w:t>- 数量：{配电房数量}个</w:t>
-        <w:br/>
-        <w:t>- 上次检查：{上次驻点时间}</w:t>
-        <w:br/>
-        <w:t>- 状态：正常/待检查</w:t>
-        <w:br/>
-        <w:br/>
-        <w:t>────────────────────────────────────────</w:t>
-        <w:br/>
-        <w:br/>
-        <w:t>【应急资源信息】</w:t>
-        <w:br/>
-        <w:t>- 应急发电车接入点：{应急发电车接入点}</w:t>
-        <w:br/>
-        <w:t>- 抢修设备位置：{抢修设备位置}</w:t>
-        <w:br/>
-        <w:t>- 应急联系人：{应急联系人} {应急联系电话}</w:t>
-        <w:br/>
-        <w:br/>
-        <w:t>────────────────────────────────────────</w:t>
-        <w:br/>
-        <w:br/>
-        <w:t>【上次驻点记录】（{上次驻点时间}）</w:t>
-        <w:br/>
-        <w:t>- 公示牌：{公示牌张贴状态}</w:t>
-        <w:br/>
-        <w:t>- 微信群：{加入微信群状态}</w:t>
-        <w:br/>
-        <w:t>- 重点客户走访：{走访户数}户</w:t>
-        <w:br/>
-        <w:t>- 配电房检查：{配电房检查结果}</w:t>
-        <w:br/>
-        <w:t>- 备注：{工作总结}</w:t>
-        <w:br/>
-        <w:br/>
-        <w:t>════════════════════════════════════════</w:t>
-        <w:br/>
-        <w:t>祝工作顺利！</w:t>
-        <w:br/>
-        <w:t>════════════════════════════════════════</w:t>
+        <w:drawing>
+          <wp:inline xmlns:a="http://schemas.openxmlformats.org/drawingml/2006/main" xmlns:pic="http://schemas.openxmlformats.org/drawingml/2006/picture">
+            <wp:extent cx="5029200" cy="2570480"/>
+            <wp:docPr id="1" name="Picture 1"/>
+            <wp:cNvGraphicFramePr>
+              <a:graphicFrameLocks noChangeAspect="1"/>
+            </wp:cNvGraphicFramePr>
+            <a:graphic>
+              <a:graphicData uri="http://schemas.openxmlformats.org/drawingml/2006/picture">
+                <pic:pic>
+                  <pic:nvPicPr>
+                    <pic:cNvPr id="0" name="02-信息前置实施方案_011.png"/>
+                    <pic:cNvPicPr/>
+                  </pic:nvPicPr>
+                  <pic:blipFill>
+                    <a:blip r:embed="rId9"/>
+                    <a:stretch>
+                      <a:fillRect/>
+                    </a:stretch>
+                  </pic:blipFill>
+                  <pic:spPr>
+                    <a:xfrm>
+                      <a:off x="0" y="0"/>
+                      <a:ext cx="5029200" cy="2570480"/>
+                    </a:xfrm>
+                    <a:prstGeom prst="rect"/>
+                  </pic:spPr>
+                </pic:pic>
+              </a:graphicData>
+            </a:graphic>
+          </wp:inline>
+        </w:drawing>
       </w:r>
     </w:p>
     <w:p>
@@ -377,187 +281,41 @@
       <w:pPr>
         <w:spacing w:before="120" w:after="120"/>
         <w:ind w:left="432"/>
+        <w:jc w:val="center"/>
       </w:pPr>
       <w:r>
-        <w:rPr>
-          <w:rFonts w:ascii="Courier New" w:hAnsi="Courier New"/>
-          <w:color w:val="646464"/>
-          <w:sz w:val="18"/>
-        </w:rPr>
-        <w:t>════════════════════════════════════════</w:t>
-        <w:br/>
-        <w:t xml:space="preserve">      【驻点信息推送单】</w:t>
-        <w:br/>
-        <w:t>════════════════════════════════════════</w:t>
-        <w:br/>
-        <w:br/>
-        <w:t>【小区基本信息】</w:t>
-        <w:br/>
-        <w:t>小区名称：武侯花园</w:t>
-        <w:br/>
-        <w:t>驻点时间：2026-03-17 上午</w:t>
-        <w:br/>
-        <w:t>客户经理：张三</w:t>
-        <w:br/>
-        <w:t>联系电话：138xxxx8888</w:t>
-        <w:br/>
-        <w:br/>
-        <w:t>────────────────────────────────────────</w:t>
-        <w:br/>
-        <w:br/>
-        <w:t>【重点关注客户】（共8户）</w:t>
-        <w:br/>
-        <w:br/>
-        <w:t>【敏感客户】（2户）</w:t>
-        <w:br/>
-        <w:t xml:space="preserve">  1. 王某（业主）</w:t>
-        <w:br/>
-        <w:t xml:space="preserve">    - 地址：1栋1单元101号</w:t>
-        <w:br/>
-        <w:t xml:space="preserve">    - 电话：138xxxx1111</w:t>
-        <w:br/>
-        <w:t xml:space="preserve">    - 上次投诉：2026-02-15</w:t>
-        <w:br/>
-        <w:t xml:space="preserve">    - 建议：主动上门回访，了解满意度</w:t>
-        <w:br/>
-        <w:t xml:space="preserve">  </w:t>
-        <w:br/>
-        <w:t xml:space="preserve">  2. 李某（商户）</w:t>
-        <w:br/>
-        <w:t xml:space="preserve">    - 地址：2栋1号商铺</w:t>
-        <w:br/>
-        <w:t xml:space="preserve">    - 电话：138xxxx2222</w:t>
-        <w:br/>
-        <w:t xml:space="preserve">    - 上次投诉：2026-01-20</w:t>
-        <w:br/>
-        <w:t xml:space="preserve">    - 建议：主动沟通，了解诉求</w:t>
-        <w:br/>
-        <w:br/>
-        <w:t>【频繁停电客户】（3户）</w:t>
-        <w:br/>
-        <w:t xml:space="preserve">  1. 张某（业主）</w:t>
-        <w:br/>
-        <w:t xml:space="preserve">    - 地址：3栋2单元502号</w:t>
-        <w:br/>
-        <w:t xml:space="preserve">    - 电话：138xxxx3333</w:t>
-        <w:br/>
-        <w:t xml:space="preserve">    - 近12月停电：5次</w:t>
-        <w:br/>
-        <w:t xml:space="preserve">    - 上次停电：2026-03-10</w:t>
-        <w:br/>
-        <w:t xml:space="preserve">    - 建议：解释说明，了解设备情况</w:t>
-        <w:br/>
-        <w:t xml:space="preserve">  </w:t>
-        <w:br/>
-        <w:t xml:space="preserve">  2. 刘某（业主）</w:t>
-        <w:br/>
-        <w:t xml:space="preserve">    - 地址：5栋3单元801号</w:t>
-        <w:br/>
-        <w:t xml:space="preserve">    - 电话：138xxxx4444</w:t>
-        <w:br/>
-        <w:t xml:space="preserve">    - 近12月停电：4次</w:t>
-        <w:br/>
-        <w:t xml:space="preserve">    - 上次停电：2026-02-28</w:t>
-        <w:br/>
-        <w:t xml:space="preserve">    - 建议：解释说明，优先抢修</w:t>
-        <w:br/>
-        <w:br/>
-        <w:t xml:space="preserve">  3. 陈某（商户）</w:t>
-        <w:br/>
-        <w:t xml:space="preserve">    - 地址：4栋2号商铺</w:t>
-        <w:br/>
-        <w:t xml:space="preserve">    - 电话：138xxxx5555</w:t>
-        <w:br/>
-        <w:t xml:space="preserve">    - 近12月停电：3次</w:t>
-        <w:br/>
-        <w:t xml:space="preserve">    - 上次停电：2026-02-15</w:t>
-        <w:br/>
-        <w:t xml:space="preserve">    - 建议：解释说明，了解设备情况</w:t>
-        <w:br/>
-        <w:br/>
-        <w:t>【特殊群体】（3户）</w:t>
-        <w:br/>
-        <w:t xml:space="preserve">  1. 赵某（老人）</w:t>
-        <w:br/>
-        <w:t xml:space="preserve">    - 地址：1栋1单元102号</w:t>
-        <w:br/>
-        <w:t xml:space="preserve">    - 电话：138xxxx6666</w:t>
-        <w:br/>
-        <w:t xml:space="preserve">    - 备注：独居老人，80岁</w:t>
-        <w:br/>
-        <w:t xml:space="preserve">    - 建议：上门关怀，检查用电安全</w:t>
-        <w:br/>
-        <w:t xml:space="preserve">  </w:t>
-        <w:br/>
-        <w:t xml:space="preserve">  2. 孙某（残疾人）</w:t>
-        <w:br/>
-        <w:t xml:space="preserve">    - 地址：2栋2单元201号</w:t>
-        <w:br/>
-        <w:t xml:space="preserve">    - 电话：138xxxx7777</w:t>
-        <w:br/>
-        <w:t xml:space="preserve">    - 备注：行动不便，需要特殊关怀</w:t>
-        <w:br/>
-        <w:t xml:space="preserve">    - 建议：上门关怀，提供便利服务</w:t>
-        <w:br/>
-        <w:br/>
-        <w:t xml:space="preserve">  3. 周某（老人）</w:t>
-        <w:br/>
-        <w:t xml:space="preserve">    - 地址：3栋1单元301号</w:t>
-        <w:br/>
-        <w:t xml:space="preserve">    - 电话：138xxxx8888</w:t>
-        <w:br/>
-        <w:t xml:space="preserve">    - 备注：老两口，子女不在身边</w:t>
-        <w:br/>
-        <w:t xml:space="preserve">    - 建议：上门关怀，检查用电安全</w:t>
-        <w:br/>
-        <w:br/>
-        <w:t>────────────────────────────────────────</w:t>
-        <w:br/>
-        <w:br/>
-        <w:t>【配电房信息】</w:t>
-        <w:br/>
-        <w:t>- 位置：地下停车场B1层</w:t>
-        <w:br/>
-        <w:t>- 数量：2个</w:t>
-        <w:br/>
-        <w:t>- 上次检查：2026-02-15</w:t>
-        <w:br/>
-        <w:t>- 状态：正常</w:t>
-        <w:br/>
-        <w:br/>
-        <w:t>────────────────────────────────────────</w:t>
-        <w:br/>
-        <w:br/>
-        <w:t>【应急资源信息】</w:t>
-        <w:br/>
-        <w:t>- 应急发电车接入点：小区大门右侧</w:t>
-        <w:br/>
-        <w:t>- 抢修设备位置：武侯供电所（距离2km）</w:t>
-        <w:br/>
-        <w:t>- 应急联系人：供电所值班室 028-xxxxxxx</w:t>
-        <w:br/>
-        <w:br/>
-        <w:t>────────────────────────────────────────</w:t>
-        <w:br/>
-        <w:br/>
-        <w:t>【上次驻点记录】（2026-02-15）</w:t>
-        <w:br/>
-        <w:t>- 公示牌：已张贴</w:t>
-        <w:br/>
-        <w:t>- 微信群：已加入</w:t>
-        <w:br/>
-        <w:t>- 重点客户走访：3户</w:t>
-        <w:br/>
-        <w:t>- 配电房检查：正常</w:t>
-        <w:br/>
-        <w:t>- 备注：暂无</w:t>
-        <w:br/>
-        <w:br/>
-        <w:t>════════════════════════════════════════</w:t>
-        <w:br/>
-        <w:t>祝工作顺利！</w:t>
-        <w:br/>
-        <w:t>════════════════════════════════════════</w:t>
+        <w:drawing>
+          <wp:inline xmlns:a="http://schemas.openxmlformats.org/drawingml/2006/main" xmlns:pic="http://schemas.openxmlformats.org/drawingml/2006/picture">
+            <wp:extent cx="5029200" cy="7166610"/>
+            <wp:docPr id="2" name="Picture 2"/>
+            <wp:cNvGraphicFramePr>
+              <a:graphicFrameLocks noChangeAspect="1"/>
+            </wp:cNvGraphicFramePr>
+            <a:graphic>
+              <a:graphicData uri="http://schemas.openxmlformats.org/drawingml/2006/picture">
+                <pic:pic>
+                  <pic:nvPicPr>
+                    <pic:cNvPr id="0" name="02-信息前置实施方案_012.png"/>
+                    <pic:cNvPicPr/>
+                  </pic:nvPicPr>
+                  <pic:blipFill>
+                    <a:blip r:embed="rId10"/>
+                    <a:stretch>
+                      <a:fillRect/>
+                    </a:stretch>
+                  </pic:blipFill>
+                  <pic:spPr>
+                    <a:xfrm>
+                      <a:off x="0" y="0"/>
+                      <a:ext cx="5029200" cy="7166610"/>
+                    </a:xfrm>
+                    <a:prstGeom prst="rect"/>
+                  </pic:spPr>
+                </pic:pic>
+              </a:graphicData>
+            </a:graphic>
+          </wp:inline>
+        </w:drawing>
       </w:r>
     </w:p>
     <w:p>

--- a/output/theory-docs/02-信息前置实施方案.docx
+++ b/output/theory-docs/02-信息前置实施方案.docx
@@ -5,7 +5,6 @@
     <w:p>
       <w:pPr>
         <w:pStyle w:val="Heading1"/>
-        <w:jc w:val="left"/>
       </w:pPr>
       <w:r>
         <w:rPr>
@@ -19,8 +18,55 @@
     </w:p>
     <w:p>
       <w:pPr>
+        <w:jc w:val="both"/>
+      </w:pPr>
+      <w:r>
+        <w:rPr>
+          <w:rFonts w:ascii="Microsoft YaHei" w:hAnsi="Microsoft YaHei" w:eastAsia="Microsoft YaHei"/>
+          <w:sz w:val="21"/>
+        </w:rPr>
+        <w:t>created: 2026-03-16</w:t>
+      </w:r>
+    </w:p>
+    <w:p>
+      <w:pPr>
+        <w:jc w:val="both"/>
+      </w:pPr>
+      <w:r>
+        <w:rPr>
+          <w:rFonts w:ascii="Microsoft YaHei" w:hAnsi="Microsoft YaHei" w:eastAsia="Microsoft YaHei"/>
+          <w:sz w:val="21"/>
+        </w:rPr>
+        <w:t>session: session-004</w:t>
+      </w:r>
+    </w:p>
+    <w:p>
+      <w:pPr>
+        <w:jc w:val="both"/>
+      </w:pPr>
+      <w:r>
+        <w:rPr>
+          <w:rFonts w:ascii="Microsoft YaHei" w:hAnsi="Microsoft YaHei" w:eastAsia="Microsoft YaHei"/>
+          <w:sz w:val="21"/>
+        </w:rPr>
+        <w:t>status: draft</w:t>
+      </w:r>
+    </w:p>
+    <w:p>
+      <w:pPr>
+        <w:jc w:val="both"/>
+      </w:pPr>
+      <w:r>
+        <w:rPr>
+          <w:rFonts w:ascii="Microsoft YaHei" w:hAnsi="Microsoft YaHei" w:eastAsia="Microsoft YaHei"/>
+          <w:sz w:val="21"/>
+        </w:rPr>
+        <w:t>type: 实施方案</w:t>
+      </w:r>
+    </w:p>
+    <w:p>
+      <w:pPr>
         <w:pStyle w:val="Heading2"/>
-        <w:jc w:val="left"/>
       </w:pPr>
       <w:r>
         <w:rPr>
@@ -71,7 +117,249 @@
     <w:p>
       <w:pPr>
         <w:pStyle w:val="Heading2"/>
-        <w:jc w:val="left"/>
+      </w:pPr>
+      <w:r>
+        <w:rPr>
+          <w:rFonts w:ascii="Microsoft YaHei" w:hAnsi="Microsoft YaHei" w:eastAsia="Microsoft YaHei"/>
+          <w:b/>
+          <w:color w:val="1B365D"/>
+          <w:sz w:val="28"/>
+        </w:rPr>
+        <w:t>一、数据架构设计</w:t>
+      </w:r>
+    </w:p>
+    <w:p>
+      <w:pPr>
+        <w:pStyle w:val="Heading3"/>
+      </w:pPr>
+      <w:r>
+        <w:rPr>
+          <w:rFonts w:ascii="Microsoft YaHei" w:hAnsi="Microsoft YaHei" w:eastAsia="Microsoft YaHei"/>
+          <w:b/>
+          <w:color w:val="2E5A4C"/>
+          <w:sz w:val="24"/>
+        </w:rPr>
+        <w:t>1.1 数据流架构</w:t>
+      </w:r>
+    </w:p>
+    <w:p>
+      <w:pPr>
+        <w:jc w:val="center"/>
+      </w:pPr>
+      <w:r>
+        <w:drawing>
+          <wp:inline xmlns:a="http://schemas.openxmlformats.org/drawingml/2006/main" xmlns:pic="http://schemas.openxmlformats.org/drawingml/2006/picture">
+            <wp:extent cx="5029200" cy="9203436"/>
+            <wp:docPr id="1" name="Picture 1"/>
+            <wp:cNvGraphicFramePr>
+              <a:graphicFrameLocks noChangeAspect="1"/>
+            </wp:cNvGraphicFramePr>
+            <a:graphic>
+              <a:graphicData uri="http://schemas.openxmlformats.org/drawingml/2006/picture">
+                <pic:pic>
+                  <pic:nvPicPr>
+                    <pic:cNvPr id="0" name="ascii_img_001.png"/>
+                    <pic:cNvPicPr/>
+                  </pic:nvPicPr>
+                  <pic:blipFill>
+                    <a:blip r:embed="rId9"/>
+                    <a:stretch>
+                      <a:fillRect/>
+                    </a:stretch>
+                  </pic:blipFill>
+                  <pic:spPr>
+                    <a:xfrm>
+                      <a:off x="0" y="0"/>
+                      <a:ext cx="5029200" cy="9203436"/>
+                    </a:xfrm>
+                    <a:prstGeom prst="rect"/>
+                  </pic:spPr>
+                </pic:pic>
+              </a:graphicData>
+            </a:graphic>
+          </wp:inline>
+        </w:drawing>
+      </w:r>
+    </w:p>
+    <w:p>
+      <w:pPr>
+        <w:pStyle w:val="Heading3"/>
+      </w:pPr>
+      <w:r>
+        <w:rPr>
+          <w:rFonts w:ascii="Microsoft YaHei" w:hAnsi="Microsoft YaHei" w:eastAsia="Microsoft YaHei"/>
+          <w:b/>
+          <w:color w:val="2E5A4C"/>
+          <w:sz w:val="24"/>
+        </w:rPr>
+        <w:t>1.2 核心数据表</w:t>
+      </w:r>
+    </w:p>
+    <w:p>
+      <w:pPr>
+        <w:pStyle w:val="Heading4"/>
+      </w:pPr>
+      <w:r>
+        <w:rPr>
+          <w:rFonts w:ascii="Microsoft YaHei" w:hAnsi="Microsoft YaHei" w:eastAsia="Microsoft YaHei"/>
+          <w:b/>
+          <w:color w:val="2E5A4C"/>
+          <w:sz w:val="24"/>
+        </w:rPr>
+        <w:t>表1：小区基础信息表</w:t>
+      </w:r>
+    </w:p>
+    <w:p>
+      <w:pPr>
+        <w:jc w:val="both"/>
+      </w:pPr>
+      <w:r>
+        <w:rPr>
+          <w:rFonts w:ascii="Microsoft YaHei" w:hAnsi="Microsoft YaHei" w:eastAsia="Microsoft YaHei"/>
+          <w:sz w:val="21"/>
+        </w:rPr>
+        <w:t>表名：`小区台账`</w:t>
+      </w:r>
+    </w:p>
+    <w:p>
+      <w:pPr>
+        <w:jc w:val="both"/>
+      </w:pPr>
+      <w:r>
+        <w:rPr>
+          <w:rFonts w:ascii="Microsoft YaHei" w:hAnsi="Microsoft YaHei" w:eastAsia="Microsoft YaHei"/>
+          <w:sz w:val="21"/>
+        </w:rPr>
+        <w:t>用途：记录小区基础信息，支撑驻点工作安排</w:t>
+      </w:r>
+    </w:p>
+    <w:p>
+      <w:pPr>
+        <w:jc w:val="both"/>
+      </w:pPr>
+      <w:r>
+        <w:rPr>
+          <w:rFonts w:ascii="Microsoft YaHei" w:hAnsi="Microsoft YaHei" w:eastAsia="Microsoft YaHei"/>
+          <w:sz w:val="21"/>
+        </w:rPr>
+        <w:t>字段设计：</w:t>
+      </w:r>
+    </w:p>
+    <w:p>
+      <w:pPr>
+        <w:pStyle w:val="Heading4"/>
+      </w:pPr>
+      <w:r>
+        <w:rPr>
+          <w:rFonts w:ascii="Microsoft YaHei" w:hAnsi="Microsoft YaHei" w:eastAsia="Microsoft YaHei"/>
+          <w:b/>
+          <w:color w:val="2E5A4C"/>
+          <w:sz w:val="24"/>
+        </w:rPr>
+        <w:t>表2：重点客户信息表</w:t>
+      </w:r>
+    </w:p>
+    <w:p>
+      <w:pPr>
+        <w:jc w:val="both"/>
+      </w:pPr>
+      <w:r>
+        <w:rPr>
+          <w:rFonts w:ascii="Microsoft YaHei" w:hAnsi="Microsoft YaHei" w:eastAsia="Microsoft YaHei"/>
+          <w:sz w:val="21"/>
+        </w:rPr>
+        <w:t>表名：`客户台账`</w:t>
+      </w:r>
+    </w:p>
+    <w:p>
+      <w:pPr>
+        <w:jc w:val="both"/>
+      </w:pPr>
+      <w:r>
+        <w:rPr>
+          <w:rFonts w:ascii="Microsoft YaHei" w:hAnsi="Microsoft YaHei" w:eastAsia="Microsoft YaHei"/>
+          <w:sz w:val="21"/>
+        </w:rPr>
+        <w:t>用途：记录重点客户信息，支撑精准服务</w:t>
+      </w:r>
+    </w:p>
+    <w:p>
+      <w:pPr>
+        <w:jc w:val="both"/>
+      </w:pPr>
+      <w:r>
+        <w:rPr>
+          <w:rFonts w:ascii="Microsoft YaHei" w:hAnsi="Microsoft YaHei" w:eastAsia="Microsoft YaHei"/>
+          <w:sz w:val="21"/>
+        </w:rPr>
+        <w:t>字段设计：</w:t>
+      </w:r>
+    </w:p>
+    <w:p>
+      <w:pPr>
+        <w:jc w:val="both"/>
+      </w:pPr>
+      <w:r>
+        <w:rPr>
+          <w:rFonts w:ascii="Microsoft YaHei" w:hAnsi="Microsoft YaHei" w:eastAsia="Microsoft YaHei"/>
+          <w:sz w:val="21"/>
+        </w:rPr>
+        <w:t>客户类型说明：</w:t>
+      </w:r>
+    </w:p>
+    <w:p>
+      <w:pPr>
+        <w:pStyle w:val="Heading4"/>
+      </w:pPr>
+      <w:r>
+        <w:rPr>
+          <w:rFonts w:ascii="Microsoft YaHei" w:hAnsi="Microsoft YaHei" w:eastAsia="Microsoft YaHei"/>
+          <w:b/>
+          <w:color w:val="2E5A4C"/>
+          <w:sz w:val="24"/>
+        </w:rPr>
+        <w:t>表3：驻点工作记录表</w:t>
+      </w:r>
+    </w:p>
+    <w:p>
+      <w:pPr>
+        <w:jc w:val="both"/>
+      </w:pPr>
+      <w:r>
+        <w:rPr>
+          <w:rFonts w:ascii="Microsoft YaHei" w:hAnsi="Microsoft YaHei" w:eastAsia="Microsoft YaHei"/>
+          <w:sz w:val="21"/>
+        </w:rPr>
+        <w:t>表名：`驻点工作台账`</w:t>
+      </w:r>
+    </w:p>
+    <w:p>
+      <w:pPr>
+        <w:jc w:val="both"/>
+      </w:pPr>
+      <w:r>
+        <w:rPr>
+          <w:rFonts w:ascii="Microsoft YaHei" w:hAnsi="Microsoft YaHei" w:eastAsia="Microsoft YaHei"/>
+          <w:sz w:val="21"/>
+        </w:rPr>
+        <w:t>用途：记录驻点工作情况，支撑考核和跟踪</w:t>
+      </w:r>
+    </w:p>
+    <w:p>
+      <w:pPr>
+        <w:jc w:val="both"/>
+      </w:pPr>
+      <w:r>
+        <w:rPr>
+          <w:rFonts w:ascii="Microsoft YaHei" w:hAnsi="Microsoft YaHei" w:eastAsia="Microsoft YaHei"/>
+          <w:sz w:val="21"/>
+        </w:rPr>
+        <w:t>字段设计：</w:t>
+      </w:r>
+    </w:p>
+    <w:p>
+      <w:pPr>
+        <w:pStyle w:val="Heading2"/>
       </w:pPr>
       <w:r>
         <w:rPr>
@@ -86,7 +374,6 @@
     <w:p>
       <w:pPr>
         <w:pStyle w:val="Heading3"/>
-        <w:jc w:val="left"/>
       </w:pPr>
       <w:r>
         <w:rPr>
@@ -112,26 +399,26 @@
     </w:p>
     <w:p>
       <w:pPr>
-        <w:ind w:left="432"/>
+        <w:jc w:val="both"/>
       </w:pPr>
       <w:r>
         <w:rPr>
           <w:rFonts w:ascii="Microsoft YaHei" w:hAnsi="Microsoft YaHei" w:eastAsia="Microsoft YaHei"/>
           <w:sz w:val="21"/>
         </w:rPr>
-        <w:t>● 驻点前1天（可配置）</w:t>
+        <w:t>- 驻点前1天（可配置）</w:t>
       </w:r>
     </w:p>
     <w:p>
       <w:pPr>
-        <w:ind w:left="432"/>
+        <w:jc w:val="both"/>
       </w:pPr>
       <w:r>
         <w:rPr>
           <w:rFonts w:ascii="Microsoft YaHei" w:hAnsi="Microsoft YaHei" w:eastAsia="Microsoft YaHei"/>
           <w:sz w:val="21"/>
         </w:rPr>
-        <w:t>● 新增驻点计划时</w:t>
+        <w:t>- 新增驻点计划时</w:t>
       </w:r>
     </w:p>
     <w:p>
@@ -148,14 +435,14 @@
     </w:p>
     <w:p>
       <w:pPr>
-        <w:ind w:left="432"/>
+        <w:jc w:val="both"/>
       </w:pPr>
       <w:r>
         <w:rPr>
           <w:rFonts w:ascii="Microsoft YaHei" w:hAnsi="Microsoft YaHei" w:eastAsia="Microsoft YaHei"/>
           <w:sz w:val="21"/>
         </w:rPr>
-        <w:t>● 负责该小区的客户经理</w:t>
+        <w:t>- 负责该小区的客户经理</w:t>
       </w:r>
     </w:p>
     <w:p>
@@ -172,32 +459,31 @@
     </w:p>
     <w:p>
       <w:pPr>
-        <w:ind w:left="432"/>
+        <w:jc w:val="both"/>
       </w:pPr>
       <w:r>
         <w:rPr>
           <w:rFonts w:ascii="Microsoft YaHei" w:hAnsi="Microsoft YaHei" w:eastAsia="Microsoft YaHei"/>
           <w:sz w:val="21"/>
         </w:rPr>
-        <w:t>● 企业微信（主要渠道）</w:t>
+        <w:t>- 企业微信（主要渠道）</w:t>
       </w:r>
     </w:p>
     <w:p>
       <w:pPr>
-        <w:ind w:left="432"/>
+        <w:jc w:val="both"/>
       </w:pPr>
       <w:r>
         <w:rPr>
           <w:rFonts w:ascii="Microsoft YaHei" w:hAnsi="Microsoft YaHei" w:eastAsia="Microsoft YaHei"/>
           <w:sz w:val="21"/>
         </w:rPr>
-        <w:t>● WPS多维表（同步记录）</w:t>
+        <w:t>- WPS多维表（同步记录）</w:t>
       </w:r>
     </w:p>
     <w:p>
       <w:pPr>
         <w:pStyle w:val="Heading3"/>
-        <w:jc w:val="left"/>
       </w:pPr>
       <w:r>
         <w:rPr>
@@ -223,15 +509,275 @@
     </w:p>
     <w:p>
       <w:pPr>
-        <w:spacing w:before="120" w:after="120"/>
-        <w:ind w:left="432"/>
+        <w:pStyle w:val="Heading3"/>
+      </w:pPr>
+      <w:r>
+        <w:rPr>
+          <w:rFonts w:ascii="Microsoft YaHei" w:hAnsi="Microsoft YaHei" w:eastAsia="Microsoft YaHei"/>
+          <w:b/>
+          <w:color w:val="2E5A4C"/>
+          <w:sz w:val="24"/>
+        </w:rPr>
+        <w:t>2.3 推送示例</w:t>
+      </w:r>
+    </w:p>
+    <w:p>
+      <w:pPr>
+        <w:pStyle w:val="Heading2"/>
+      </w:pPr>
+      <w:r>
+        <w:rPr>
+          <w:rFonts w:ascii="Microsoft YaHei" w:hAnsi="Microsoft YaHei" w:eastAsia="Microsoft YaHei"/>
+          <w:b/>
+          <w:color w:val="1B365D"/>
+          <w:sz w:val="28"/>
+        </w:rPr>
+        <w:t>三、快速查询功能设计</w:t>
+      </w:r>
+    </w:p>
+    <w:p>
+      <w:pPr>
+        <w:pStyle w:val="Heading3"/>
+      </w:pPr>
+      <w:r>
+        <w:rPr>
+          <w:rFonts w:ascii="Microsoft YaHei" w:hAnsi="Microsoft YaHei" w:eastAsia="Microsoft YaHei"/>
+          <w:b/>
+          <w:color w:val="2E5A4C"/>
+          <w:sz w:val="24"/>
+        </w:rPr>
+        <w:t>3.1 查询场景设计</w:t>
+      </w:r>
+    </w:p>
+    <w:p>
+      <w:pPr>
+        <w:jc w:val="both"/>
+      </w:pPr>
+      <w:r>
+        <w:rPr>
+          <w:rFonts w:ascii="Microsoft YaHei" w:hAnsi="Microsoft YaHei" w:eastAsia="Microsoft YaHei"/>
+          <w:sz w:val="21"/>
+        </w:rPr>
+        <w:t>场景1：客户信息查询</w:t>
+      </w:r>
+    </w:p>
+    <w:p>
+      <w:pPr>
+        <w:jc w:val="both"/>
+      </w:pPr>
+      <w:r>
+        <w:rPr>
+          <w:rFonts w:ascii="Microsoft YaHei" w:hAnsi="Microsoft YaHei" w:eastAsia="Microsoft YaHei"/>
+          <w:sz w:val="21"/>
+        </w:rPr>
+        <w:t>触发：客户经理在驻点现场需要了解客户情况</w:t>
+      </w:r>
+    </w:p>
+    <w:p>
+      <w:pPr>
+        <w:jc w:val="both"/>
+      </w:pPr>
+      <w:r>
+        <w:rPr>
+          <w:rFonts w:ascii="Microsoft YaHei" w:hAnsi="Microsoft YaHei" w:eastAsia="Microsoft YaHei"/>
+          <w:sz w:val="21"/>
+        </w:rPr>
+        <w:t>操作流程：</w:t>
+      </w:r>
+    </w:p>
+    <w:p>
+      <w:pPr>
+        <w:jc w:val="both"/>
+      </w:pPr>
+      <w:r>
+        <w:rPr>
+          <w:rFonts w:ascii="Microsoft YaHei" w:hAnsi="Microsoft YaHei" w:eastAsia="Microsoft YaHei"/>
+          <w:sz w:val="21"/>
+        </w:rPr>
+        <w:t>1. 打开企业微信小程序/WPS多维表移动端</w:t>
+        <w:br/>
+        <w:t>2. 选择"客户信息查询"</w:t>
+        <w:br/>
+        <w:t>3. 输入客户编号/电话/地址（支持模糊搜索）</w:t>
+        <w:br/>
+        <w:t>4. 查看客户详细信息</w:t>
+        <w:br/>
+        <w:t xml:space="preserve">   - 基本信息：姓名、电话、地址</w:t>
+        <w:br/>
+        <w:t xml:space="preserve">   - 客户类型：重要客户/敏感客户/频繁停电客户/特殊群体</w:t>
+        <w:br/>
+        <w:t xml:space="preserve">   - 服务记录：上次走访时间、服务内容</w:t>
+        <w:br/>
+        <w:t xml:space="preserve">   - 停电历史：近12月停电次数、上次停电时间</w:t>
+        <w:br/>
+        <w:t xml:space="preserve">   - 投诉历史：近12月投诉次数、上次投诉时间</w:t>
+      </w:r>
+    </w:p>
+    <w:p>
+      <w:pPr>
+        <w:jc w:val="both"/>
+      </w:pPr>
+      <w:r>
+        <w:rPr>
+          <w:rFonts w:ascii="Microsoft YaHei" w:hAnsi="Microsoft YaHei" w:eastAsia="Microsoft YaHei"/>
+          <w:sz w:val="21"/>
+        </w:rPr>
+        <w:t>场景2：配电房信息查询</w:t>
+      </w:r>
+    </w:p>
+    <w:p>
+      <w:pPr>
+        <w:jc w:val="both"/>
+      </w:pPr>
+      <w:r>
+        <w:rPr>
+          <w:rFonts w:ascii="Microsoft YaHei" w:hAnsi="Microsoft YaHei" w:eastAsia="Microsoft YaHei"/>
+          <w:sz w:val="21"/>
+        </w:rPr>
+        <w:t>触发：客户经理需要检查配电房</w:t>
+      </w:r>
+    </w:p>
+    <w:p>
+      <w:pPr>
+        <w:jc w:val="both"/>
+      </w:pPr>
+      <w:r>
+        <w:rPr>
+          <w:rFonts w:ascii="Microsoft YaHei" w:hAnsi="Microsoft YaHei" w:eastAsia="Microsoft YaHei"/>
+          <w:sz w:val="21"/>
+        </w:rPr>
+        <w:t>操作流程：</w:t>
+      </w:r>
+    </w:p>
+    <w:p>
+      <w:pPr>
+        <w:jc w:val="both"/>
+      </w:pPr>
+      <w:r>
+        <w:rPr>
+          <w:rFonts w:ascii="Microsoft YaHei" w:hAnsi="Microsoft YaHei" w:eastAsia="Microsoft YaHei"/>
+          <w:sz w:val="21"/>
+        </w:rPr>
+        <w:t>1. 打开企业微信小程序/WPS多维表移动端</w:t>
+        <w:br/>
+        <w:t>2. 选择"配电房信息查询"</w:t>
+        <w:br/>
+        <w:t>3. 选择小区名称</w:t>
+        <w:br/>
+        <w:t>4. 查看配电房详细信息</w:t>
+        <w:br/>
+        <w:t xml:space="preserve">   - 配电房位置</w:t>
+        <w:br/>
+        <w:t xml:space="preserve">   - 配电房数量</w:t>
+        <w:br/>
+        <w:t xml:space="preserve">   - 设备信息（变压器信息、供电方式）</w:t>
+        <w:br/>
+        <w:t xml:space="preserve">   - 上次检查时间</w:t>
+        <w:br/>
+        <w:t xml:space="preserve">   - 隐患记录</w:t>
+        <w:br/>
+        <w:t xml:space="preserve">   - 现场照片</w:t>
+      </w:r>
+    </w:p>
+    <w:p>
+      <w:pPr>
+        <w:jc w:val="both"/>
+      </w:pPr>
+      <w:r>
+        <w:rPr>
+          <w:rFonts w:ascii="Microsoft YaHei" w:hAnsi="Microsoft YaHei" w:eastAsia="Microsoft YaHei"/>
+          <w:sz w:val="21"/>
+        </w:rPr>
+        <w:t>场景3：应急资源查询</w:t>
+      </w:r>
+    </w:p>
+    <w:p>
+      <w:pPr>
+        <w:jc w:val="both"/>
+      </w:pPr>
+      <w:r>
+        <w:rPr>
+          <w:rFonts w:ascii="Microsoft YaHei" w:hAnsi="Microsoft YaHei" w:eastAsia="Microsoft YaHei"/>
+          <w:sz w:val="21"/>
+        </w:rPr>
+        <w:t>触发：客户经理需要应急处置</w:t>
+      </w:r>
+    </w:p>
+    <w:p>
+      <w:pPr>
+        <w:jc w:val="both"/>
+      </w:pPr>
+      <w:r>
+        <w:rPr>
+          <w:rFonts w:ascii="Microsoft YaHei" w:hAnsi="Microsoft YaHei" w:eastAsia="Microsoft YaHei"/>
+          <w:sz w:val="21"/>
+        </w:rPr>
+        <w:t>操作流程：</w:t>
+      </w:r>
+    </w:p>
+    <w:p>
+      <w:pPr>
+        <w:jc w:val="both"/>
+      </w:pPr>
+      <w:r>
+        <w:rPr>
+          <w:rFonts w:ascii="Microsoft YaHei" w:hAnsi="Microsoft YaHei" w:eastAsia="Microsoft YaHei"/>
+          <w:sz w:val="21"/>
+        </w:rPr>
+        <w:t>1. 打开企业微信小程序/WPS多维表移动端</w:t>
+        <w:br/>
+        <w:t>2. 选择"应急资源查询"</w:t>
+        <w:br/>
+        <w:t>3. 选择小区名称</w:t>
+        <w:br/>
+        <w:t>4. 查看应急资源信息</w:t>
+        <w:br/>
+        <w:t xml:space="preserve">   - 应急发电车接入点</w:t>
+        <w:br/>
+        <w:t xml:space="preserve">   - 抢修设备位置</w:t>
+        <w:br/>
+        <w:t xml:space="preserve">   - 应急联系人</w:t>
+        <w:br/>
+        <w:t xml:space="preserve">   - 应急物资储备</w:t>
+        <w:br/>
+        <w:t xml:space="preserve">   - 应急通道</w:t>
+      </w:r>
+    </w:p>
+    <w:p>
+      <w:pPr>
+        <w:pStyle w:val="Heading3"/>
+      </w:pPr>
+      <w:r>
+        <w:rPr>
+          <w:rFonts w:ascii="Microsoft YaHei" w:hAnsi="Microsoft YaHei" w:eastAsia="Microsoft YaHei"/>
+          <w:b/>
+          <w:color w:val="2E5A4C"/>
+          <w:sz w:val="24"/>
+        </w:rPr>
+        <w:t>3.2 查询界面设计</w:t>
+      </w:r>
+    </w:p>
+    <w:p>
+      <w:pPr>
+        <w:jc w:val="both"/>
+      </w:pPr>
+      <w:r>
+        <w:rPr>
+          <w:rFonts w:ascii="Microsoft YaHei" w:hAnsi="Microsoft YaHei" w:eastAsia="Microsoft YaHei"/>
+          <w:sz w:val="21"/>
+        </w:rPr>
+        <w:t>主界面：</w:t>
+      </w:r>
+    </w:p>
+    <w:p>
+      <w:pPr>
         <w:jc w:val="center"/>
       </w:pPr>
       <w:r>
         <w:drawing>
           <wp:inline xmlns:a="http://schemas.openxmlformats.org/drawingml/2006/main" xmlns:pic="http://schemas.openxmlformats.org/drawingml/2006/picture">
-            <wp:extent cx="5029200" cy="2570480"/>
-            <wp:docPr id="1" name="Picture 1"/>
+            <wp:extent cx="5029200" cy="4665980"/>
+            <wp:docPr id="2" name="Picture 2"/>
             <wp:cNvGraphicFramePr>
               <a:graphicFrameLocks noChangeAspect="1"/>
             </wp:cNvGraphicFramePr>
@@ -239,11 +785,11 @@
               <a:graphicData uri="http://schemas.openxmlformats.org/drawingml/2006/picture">
                 <pic:pic>
                   <pic:nvPicPr>
-                    <pic:cNvPr id="0" name="02-信息前置实施方案_011.png"/>
+                    <pic:cNvPr id="0" name="ascii_img_004.png"/>
                     <pic:cNvPicPr/>
                   </pic:nvPicPr>
                   <pic:blipFill>
-                    <a:blip r:embed="rId9"/>
+                    <a:blip r:embed="rId10"/>
                     <a:stretch>
                       <a:fillRect/>
                     </a:stretch>
@@ -251,7 +797,7 @@
                   <pic:spPr>
                     <a:xfrm>
                       <a:off x="0" y="0"/>
-                      <a:ext cx="5029200" cy="2570480"/>
+                      <a:ext cx="5029200" cy="4665980"/>
                     </a:xfrm>
                     <a:prstGeom prst="rect"/>
                   </pic:spPr>
@@ -264,30 +810,25 @@
     </w:p>
     <w:p>
       <w:pPr>
-        <w:pStyle w:val="Heading3"/>
-        <w:jc w:val="left"/>
+        <w:jc w:val="both"/>
       </w:pPr>
       <w:r>
         <w:rPr>
           <w:rFonts w:ascii="Microsoft YaHei" w:hAnsi="Microsoft YaHei" w:eastAsia="Microsoft YaHei"/>
-          <w:b/>
-          <w:color w:val="2E5A4C"/>
-          <w:sz w:val="24"/>
+          <w:sz w:val="21"/>
         </w:rPr>
-        <w:t>2.3 推送示例</w:t>
+        <w:t>客户信息查询界面：</w:t>
       </w:r>
     </w:p>
     <w:p>
       <w:pPr>
-        <w:spacing w:before="120" w:after="120"/>
-        <w:ind w:left="432"/>
         <w:jc w:val="center"/>
       </w:pPr>
       <w:r>
         <w:drawing>
           <wp:inline xmlns:a="http://schemas.openxmlformats.org/drawingml/2006/main" xmlns:pic="http://schemas.openxmlformats.org/drawingml/2006/picture">
-            <wp:extent cx="5029200" cy="7166610"/>
-            <wp:docPr id="2" name="Picture 2"/>
+            <wp:extent cx="5029200" cy="7599680"/>
+            <wp:docPr id="3" name="Picture 3"/>
             <wp:cNvGraphicFramePr>
               <a:graphicFrameLocks noChangeAspect="1"/>
             </wp:cNvGraphicFramePr>
@@ -295,11 +836,11 @@
               <a:graphicData uri="http://schemas.openxmlformats.org/drawingml/2006/picture">
                 <pic:pic>
                   <pic:nvPicPr>
-                    <pic:cNvPr id="0" name="02-信息前置实施方案_012.png"/>
+                    <pic:cNvPr id="0" name="ascii_img_005.png"/>
                     <pic:cNvPicPr/>
                   </pic:nvPicPr>
                   <pic:blipFill>
-                    <a:blip r:embed="rId10"/>
+                    <a:blip r:embed="rId11"/>
                     <a:stretch>
                       <a:fillRect/>
                     </a:stretch>
@@ -307,7 +848,7 @@
                   <pic:spPr>
                     <a:xfrm>
                       <a:off x="0" y="0"/>
-                      <a:ext cx="5029200" cy="7166610"/>
+                      <a:ext cx="5029200" cy="7599680"/>
                     </a:xfrm>
                     <a:prstGeom prst="rect"/>
                   </pic:spPr>
@@ -321,7 +862,6 @@
     <w:p>
       <w:pPr>
         <w:pStyle w:val="Heading2"/>
-        <w:jc w:val="left"/>
       </w:pPr>
       <w:r>
         <w:rPr>
@@ -336,7 +876,6 @@
     <w:p>
       <w:pPr>
         <w:pStyle w:val="Heading3"/>
-        <w:jc w:val="left"/>
       </w:pPr>
       <w:r>
         <w:rPr>
@@ -374,56 +913,55 @@
     </w:p>
     <w:p>
       <w:pPr>
-        <w:ind w:left="432"/>
+        <w:jc w:val="both"/>
       </w:pPr>
       <w:r>
         <w:rPr>
           <w:rFonts w:ascii="Microsoft YaHei" w:hAnsi="Microsoft YaHei" w:eastAsia="Microsoft YaHei"/>
           <w:sz w:val="21"/>
         </w:rPr>
-        <w:t>● 一次录入：所有信息只录入一次，不重复录入</w:t>
+        <w:t>- 一次录入：所有信息只录入一次，不重复录入</w:t>
       </w:r>
     </w:p>
     <w:p>
       <w:pPr>
-        <w:ind w:left="432"/>
+        <w:jc w:val="both"/>
       </w:pPr>
       <w:r>
         <w:rPr>
           <w:rFonts w:ascii="Microsoft YaHei" w:hAnsi="Microsoft YaHei" w:eastAsia="Microsoft YaHei"/>
           <w:sz w:val="21"/>
         </w:rPr>
-        <w:t>● 自动填充：自动填充小区名称、客户经理等信息</w:t>
+        <w:t>- 自动填充：自动填充小区名称、客户经理等信息</w:t>
       </w:r>
     </w:p>
     <w:p>
       <w:pPr>
-        <w:ind w:left="432"/>
+        <w:jc w:val="both"/>
       </w:pPr>
       <w:r>
         <w:rPr>
           <w:rFonts w:ascii="Microsoft YaHei" w:hAnsi="Microsoft YaHei" w:eastAsia="Microsoft YaHei"/>
           <w:sz w:val="21"/>
         </w:rPr>
-        <w:t>● 必填最少：只保留必要的必填字段</w:t>
+        <w:t>- 必填最少：只保留必要的必填字段</w:t>
       </w:r>
     </w:p>
     <w:p>
       <w:pPr>
-        <w:ind w:left="432"/>
+        <w:jc w:val="both"/>
       </w:pPr>
       <w:r>
         <w:rPr>
           <w:rFonts w:ascii="Microsoft YaHei" w:hAnsi="Microsoft YaHei" w:eastAsia="Microsoft YaHei"/>
           <w:sz w:val="21"/>
         </w:rPr>
-        <w:t>● 快速完成：整个录入过程不超过5分钟</w:t>
+        <w:t>- 快速完成：整个录入过程不超过5分钟</w:t>
       </w:r>
     </w:p>
     <w:p>
       <w:pPr>
         <w:pStyle w:val="Heading3"/>
-        <w:jc w:val="left"/>
       </w:pPr>
       <w:r>
         <w:rPr>
@@ -449,136 +987,46 @@
     </w:p>
     <w:p>
       <w:pPr>
-        <w:spacing w:before="120" w:after="120"/>
-        <w:ind w:left="432"/>
+        <w:jc w:val="center"/>
       </w:pPr>
       <w:r>
-        <w:rPr>
-          <w:rFonts w:ascii="Courier New" w:hAnsi="Courier New"/>
-          <w:color w:val="646464"/>
-          <w:sz w:val="18"/>
-        </w:rPr>
-        <w:t>┌─────────────────────────────────┐</w:t>
-        <w:br/>
-        <w:t>│  驻点工作记录                    │</w:t>
-        <w:br/>
-        <w:t>├─────────────────────────────────┤</w:t>
-        <w:br/>
-        <w:t>│                                 │</w:t>
-        <w:br/>
-        <w:t>│  【基本信息】（自动填充）        │</w:t>
-        <w:br/>
-        <w:t>│  驻点日期：2026-03-17           │</w:t>
-        <w:br/>
-        <w:t>│  小区名称：武侯花园             │</w:t>
-        <w:br/>
-        <w:t>│  客户经理：张三                 │</w:t>
-        <w:br/>
-        <w:t>│                                 │</w:t>
-        <w:br/>
-        <w:t>│  【工作时长】                    │</w:t>
-        <w:br/>
-        <w:t>│  驻点时长：[  4  ] 小时 *       │</w:t>
-        <w:br/>
-        <w:t>│                                 │</w:t>
-        <w:br/>
-        <w:t>│  【网格服务工作】                │</w:t>
-        <w:br/>
-        <w:t>│  □ 公示牌张贴                   │</w:t>
-        <w:br/>
-        <w:t>│  □ 加入微信群                   │</w:t>
-        <w:br/>
-        <w:t>│  重点客户走访数：[  5  ] 户 *   │</w:t>
-        <w:br/>
-        <w:t>│  走访客户清单：                 │</w:t>
-        <w:br/>
-        <w:t>│  ┌───────────────────────────┐ │</w:t>
-        <w:br/>
-        <w:t>│  │ WH001,WH002,WH003...      │ │</w:t>
-        <w:br/>
-        <w:t>│  └───────────────────────────┘ │</w:t>
-        <w:br/>
-        <w:t>│  （可点击选择客户）             │</w:t>
-        <w:br/>
-        <w:t>│                                 │</w:t>
-        <w:br/>
-        <w:t>│  【用电检查工作】                │</w:t>
-        <w:br/>
-        <w:t>│  配电房检查：                   │</w:t>
-        <w:br/>
-        <w:t>│  ○ 正常  ○ 异常  ○ 未检查 *   │</w:t>
-        <w:br/>
-        <w:t>│  隐患发现数：[  2  ] 处        │</w:t>
-        <w:br/>
-        <w:t>│  隐患描述：                     │</w:t>
-        <w:br/>
-        <w:t>│  ┌───────────────────────────┐ │</w:t>
-        <w:br/>
-        <w:t>│  │ 1. 配电房门锁损坏         │ │</w:t>
-        <w:br/>
-        <w:t>│  │ 2. 灭火器过期             │ │</w:t>
-        <w:br/>
-        <w:t>│  └───────────────────────────┘ │</w:t>
-        <w:br/>
-        <w:t>│                                 │</w:t>
-        <w:br/>
-        <w:t>│  【应急保供工作】                │</w:t>
-        <w:br/>
-        <w:t>│  □ 应急资源采集                 │</w:t>
-        <w:br/>
-        <w:t>│                                 │</w:t>
-        <w:br/>
-        <w:t>│  【其他工作】                    │</w:t>
-        <w:br/>
-        <w:t>│  其他工作内容：                 │</w:t>
-        <w:br/>
-        <w:t>│  ┌───────────────────────────┐ │</w:t>
-        <w:br/>
-        <w:t>│  │ 发放安全用电宣传单30份    │ │</w:t>
-        <w:br/>
-        <w:t>│  └───────────────────────────┘ │</w:t>
-        <w:br/>
-        <w:t>│                                 │</w:t>
-        <w:br/>
-        <w:t>│  【现场照片】                    │</w:t>
-        <w:br/>
-        <w:t>│  [ + 上传照片 ]                 │</w:t>
-        <w:br/>
-        <w:t>│                                 │</w:t>
-        <w:br/>
-        <w:t>│  【工作总结】                    │</w:t>
-        <w:br/>
-        <w:t>│  ┌───────────────────────────┐ │</w:t>
-        <w:br/>
-        <w:t>│  │ 本次驻点完成公示、入群、  │ │</w:t>
-        <w:br/>
-        <w:t>│  │ 走访重点客户5户、检查配电 │ │</w:t>
-        <w:br/>
-        <w:t>│  │ 房发现隐患2处。           │ │</w:t>
-        <w:br/>
-        <w:t>│  └───────────────────────────┘ │</w:t>
-        <w:br/>
-        <w:t>│                                 │</w:t>
-        <w:br/>
-        <w:t>│  【下次建议】                    │</w:t>
-        <w:br/>
-        <w:t>│  ┌───────────────────────────┐ │</w:t>
-        <w:br/>
-        <w:t>│  │ 建议下次跟进隐患整改情况  │ │</w:t>
-        <w:br/>
-        <w:t>│  └───────────────────────────┘ │</w:t>
-        <w:br/>
-        <w:t>│                                 │</w:t>
-        <w:br/>
-        <w:t>│  [ 保存 ]  [ 保存并提交 ]       │</w:t>
-        <w:br/>
-        <w:t>└─────────────────────────────────┘</w:t>
+        <w:drawing>
+          <wp:inline xmlns:a="http://schemas.openxmlformats.org/drawingml/2006/main" xmlns:pic="http://schemas.openxmlformats.org/drawingml/2006/picture">
+            <wp:extent cx="5029200" cy="11902440"/>
+            <wp:docPr id="4" name="Picture 4"/>
+            <wp:cNvGraphicFramePr>
+              <a:graphicFrameLocks noChangeAspect="1"/>
+            </wp:cNvGraphicFramePr>
+            <a:graphic>
+              <a:graphicData uri="http://schemas.openxmlformats.org/drawingml/2006/picture">
+                <pic:pic>
+                  <pic:nvPicPr>
+                    <pic:cNvPr id="0" name="ascii_img_006.png"/>
+                    <pic:cNvPicPr/>
+                  </pic:nvPicPr>
+                  <pic:blipFill>
+                    <a:blip r:embed="rId12"/>
+                    <a:stretch>
+                      <a:fillRect/>
+                    </a:stretch>
+                  </pic:blipFill>
+                  <pic:spPr>
+                    <a:xfrm>
+                      <a:off x="0" y="0"/>
+                      <a:ext cx="5029200" cy="11902440"/>
+                    </a:xfrm>
+                    <a:prstGeom prst="rect"/>
+                  </pic:spPr>
+                </pic:pic>
+              </a:graphicData>
+            </a:graphic>
+          </wp:inline>
+        </w:drawing>
       </w:r>
     </w:p>
     <w:p>
       <w:pPr>
         <w:pStyle w:val="Heading3"/>
-        <w:jc w:val="left"/>
       </w:pPr>
       <w:r>
         <w:rPr>
@@ -604,26 +1052,6 @@
     </w:p>
     <w:p>
       <w:pPr>
-        <w:spacing w:before="120" w:after="120"/>
-        <w:ind w:left="432"/>
-      </w:pPr>
-      <w:r>
-        <w:rPr>
-          <w:rFonts w:ascii="Courier New" w:hAnsi="Courier New"/>
-          <w:color w:val="646464"/>
-          <w:sz w:val="18"/>
-        </w:rPr>
-        <w:t>录入"走访客户清单"后：</w:t>
-        <w:br/>
-        <w:t>├── 自动更新客户的"上次走访时间"</w:t>
-        <w:br/>
-        <w:t>├── 自动更新客户的"走访次数"（+1）</w:t>
-        <w:br/>
-        <w:t>└── 可选更新"服务记录"</w:t>
-      </w:r>
-    </w:p>
-    <w:p>
-      <w:pPr>
         <w:jc w:val="both"/>
       </w:pPr>
       <w:r>
@@ -636,26 +1064,6 @@
     </w:p>
     <w:p>
       <w:pPr>
-        <w:spacing w:before="120" w:after="120"/>
-        <w:ind w:left="432"/>
-      </w:pPr>
-      <w:r>
-        <w:rPr>
-          <w:rFonts w:ascii="Courier New" w:hAnsi="Courier New"/>
-          <w:color w:val="646464"/>
-          <w:sz w:val="18"/>
-        </w:rPr>
-        <w:t>保存驻点记录后：</w:t>
-        <w:br/>
-        <w:t>├── 自动更新小区的"上次驻点时间"</w:t>
-        <w:br/>
-        <w:t>├── 自动更新小区的"驻点次数"（+1）</w:t>
-        <w:br/>
-        <w:t>└── 自动更新"是否建立微信群"（如果选择了"加入微信群"）</w:t>
-      </w:r>
-    </w:p>
-    <w:p>
-      <w:pPr>
         <w:jc w:val="both"/>
       </w:pPr>
       <w:r>
@@ -668,28 +1076,205 @@
     </w:p>
     <w:p>
       <w:pPr>
-        <w:spacing w:before="120" w:after="120"/>
-        <w:ind w:left="432"/>
+        <w:pStyle w:val="Heading2"/>
       </w:pPr>
       <w:r>
         <w:rPr>
-          <w:rFonts w:ascii="Courier New" w:hAnsi="Courier New"/>
-          <w:color w:val="646464"/>
-          <w:sz w:val="18"/>
+          <w:rFonts w:ascii="Microsoft YaHei" w:hAnsi="Microsoft YaHei" w:eastAsia="Microsoft YaHei"/>
+          <w:b/>
+          <w:color w:val="1B365D"/>
+          <w:sz w:val="28"/>
         </w:rPr>
-        <w:t>录入"隐患发现数"后：</w:t>
-        <w:br/>
-        <w:t>├── 自动创建隐患记录（可选择是否创建）</w:t>
-        <w:br/>
-        <w:t>├── 自动关联小区名称</w:t>
-        <w:br/>
-        <w:t>└── 自动设置"发现时间"为当前时间</w:t>
+        <w:t>五、数据维护机制</w:t>
       </w:r>
     </w:p>
     <w:p>
       <w:pPr>
+        <w:pStyle w:val="Heading3"/>
+      </w:pPr>
+      <w:r>
+        <w:rPr>
+          <w:rFonts w:ascii="Microsoft YaHei" w:hAnsi="Microsoft YaHei" w:eastAsia="Microsoft YaHei"/>
+          <w:b/>
+          <w:color w:val="2E5A4C"/>
+          <w:sz w:val="24"/>
+        </w:rPr>
+        <w:t>5.1 数据更新规则</w:t>
+      </w:r>
+    </w:p>
+    <w:p>
+      <w:pPr>
+        <w:pStyle w:val="Heading3"/>
+      </w:pPr>
+      <w:r>
+        <w:rPr>
+          <w:rFonts w:ascii="Microsoft YaHei" w:hAnsi="Microsoft YaHei" w:eastAsia="Microsoft YaHei"/>
+          <w:b/>
+          <w:color w:val="2E5A4C"/>
+          <w:sz w:val="24"/>
+        </w:rPr>
+        <w:t>5.2 数据质量保障</w:t>
+      </w:r>
+    </w:p>
+    <w:p>
+      <w:pPr>
+        <w:jc w:val="both"/>
+      </w:pPr>
+      <w:r>
+        <w:rPr>
+          <w:rFonts w:ascii="Microsoft YaHei" w:hAnsi="Microsoft YaHei" w:eastAsia="Microsoft YaHei"/>
+          <w:sz w:val="21"/>
+        </w:rPr>
+        <w:t>机制1：必填字段校验</w:t>
+      </w:r>
+    </w:p>
+    <w:p>
+      <w:pPr>
+        <w:jc w:val="both"/>
+      </w:pPr>
+      <w:r>
+        <w:rPr>
+          <w:rFonts w:ascii="Microsoft YaHei" w:hAnsi="Microsoft YaHei" w:eastAsia="Microsoft YaHei"/>
+          <w:sz w:val="21"/>
+        </w:rPr>
+        <w:t>- 驻点工作记录的关键字段设为必填</w:t>
+      </w:r>
+    </w:p>
+    <w:p>
+      <w:pPr>
+        <w:jc w:val="both"/>
+      </w:pPr>
+      <w:r>
+        <w:rPr>
+          <w:rFonts w:ascii="Microsoft YaHei" w:hAnsi="Microsoft YaHei" w:eastAsia="Microsoft YaHei"/>
+          <w:sz w:val="21"/>
+        </w:rPr>
+        <w:t>- 未填写完整无法保存</w:t>
+      </w:r>
+    </w:p>
+    <w:p>
+      <w:pPr>
+        <w:jc w:val="both"/>
+      </w:pPr>
+      <w:r>
+        <w:rPr>
+          <w:rFonts w:ascii="Microsoft YaHei" w:hAnsi="Microsoft YaHei" w:eastAsia="Microsoft YaHei"/>
+          <w:sz w:val="21"/>
+        </w:rPr>
+        <w:t>机制2：数据格式校验</w:t>
+      </w:r>
+    </w:p>
+    <w:p>
+      <w:pPr>
+        <w:jc w:val="both"/>
+      </w:pPr>
+      <w:r>
+        <w:rPr>
+          <w:rFonts w:ascii="Microsoft YaHei" w:hAnsi="Microsoft YaHei" w:eastAsia="Microsoft YaHei"/>
+          <w:sz w:val="21"/>
+        </w:rPr>
+        <w:t>- 电话号码格式校验</w:t>
+      </w:r>
+    </w:p>
+    <w:p>
+      <w:pPr>
+        <w:jc w:val="both"/>
+      </w:pPr>
+      <w:r>
+        <w:rPr>
+          <w:rFonts w:ascii="Microsoft YaHei" w:hAnsi="Microsoft YaHei" w:eastAsia="Microsoft YaHei"/>
+          <w:sz w:val="21"/>
+        </w:rPr>
+        <w:t>- 日期格式校验</w:t>
+      </w:r>
+    </w:p>
+    <w:p>
+      <w:pPr>
+        <w:jc w:val="both"/>
+      </w:pPr>
+      <w:r>
+        <w:rPr>
+          <w:rFonts w:ascii="Microsoft YaHei" w:hAnsi="Microsoft YaHei" w:eastAsia="Microsoft YaHei"/>
+          <w:sz w:val="21"/>
+        </w:rPr>
+        <w:t>- 数字范围校验</w:t>
+      </w:r>
+    </w:p>
+    <w:p>
+      <w:pPr>
+        <w:jc w:val="both"/>
+      </w:pPr>
+      <w:r>
+        <w:rPr>
+          <w:rFonts w:ascii="Microsoft YaHei" w:hAnsi="Microsoft YaHei" w:eastAsia="Microsoft YaHei"/>
+          <w:sz w:val="21"/>
+        </w:rPr>
+        <w:t>机制3：数据关联校验</w:t>
+      </w:r>
+    </w:p>
+    <w:p>
+      <w:pPr>
+        <w:jc w:val="both"/>
+      </w:pPr>
+      <w:r>
+        <w:rPr>
+          <w:rFonts w:ascii="Microsoft YaHei" w:hAnsi="Microsoft YaHei" w:eastAsia="Microsoft YaHei"/>
+          <w:sz w:val="21"/>
+        </w:rPr>
+        <w:t>- 走访客户清单必须是已存在的客户编号</w:t>
+      </w:r>
+    </w:p>
+    <w:p>
+      <w:pPr>
+        <w:jc w:val="both"/>
+      </w:pPr>
+      <w:r>
+        <w:rPr>
+          <w:rFonts w:ascii="Microsoft YaHei" w:hAnsi="Microsoft YaHei" w:eastAsia="Microsoft YaHei"/>
+          <w:sz w:val="21"/>
+        </w:rPr>
+        <w:t>- 小区名称必须是已存在的小区</w:t>
+      </w:r>
+    </w:p>
+    <w:p>
+      <w:pPr>
+        <w:jc w:val="both"/>
+      </w:pPr>
+      <w:r>
+        <w:rPr>
+          <w:rFonts w:ascii="Microsoft YaHei" w:hAnsi="Microsoft YaHei" w:eastAsia="Microsoft YaHei"/>
+          <w:sz w:val="21"/>
+        </w:rPr>
+        <w:t>机制4：数据完整性检查</w:t>
+      </w:r>
+    </w:p>
+    <w:p>
+      <w:pPr>
+        <w:jc w:val="both"/>
+      </w:pPr>
+      <w:r>
+        <w:rPr>
+          <w:rFonts w:ascii="Microsoft YaHei" w:hAnsi="Microsoft YaHei" w:eastAsia="Microsoft YaHei"/>
+          <w:sz w:val="21"/>
+        </w:rPr>
+        <w:t>- 定期检查重点客户信息完整性</w:t>
+      </w:r>
+    </w:p>
+    <w:p>
+      <w:pPr>
+        <w:jc w:val="both"/>
+      </w:pPr>
+      <w:r>
+        <w:rPr>
+          <w:rFonts w:ascii="Microsoft YaHei" w:hAnsi="Microsoft YaHei" w:eastAsia="Microsoft YaHei"/>
+          <w:sz w:val="21"/>
+        </w:rPr>
+        <w:t>- 定期检查小区基础信息完整性</w:t>
+      </w:r>
+    </w:p>
+    <w:p>
+      <w:pPr>
         <w:pStyle w:val="Heading2"/>
-        <w:jc w:val="left"/>
       </w:pPr>
       <w:r>
         <w:rPr>
@@ -704,7 +1289,6 @@
     <w:p>
       <w:pPr>
         <w:pStyle w:val="Heading3"/>
-        <w:jc w:val="left"/>
       </w:pPr>
       <w:r>
         <w:rPr>
@@ -814,56 +1398,55 @@
     </w:p>
     <w:p>
       <w:pPr>
-        <w:ind w:left="432"/>
+        <w:jc w:val="both"/>
       </w:pPr>
       <w:r>
         <w:rPr>
           <w:rFonts w:ascii="Microsoft YaHei" w:hAnsi="Microsoft YaHei" w:eastAsia="Microsoft YaHei"/>
           <w:sz w:val="21"/>
         </w:rPr>
-        <w:t>● WPS多维表数据表</w:t>
+        <w:t>- WPS多维表数据表</w:t>
       </w:r>
     </w:p>
     <w:p>
       <w:pPr>
-        <w:ind w:left="432"/>
+        <w:jc w:val="both"/>
       </w:pPr>
       <w:r>
         <w:rPr>
           <w:rFonts w:ascii="Microsoft YaHei" w:hAnsi="Microsoft YaHei" w:eastAsia="Microsoft YaHei"/>
           <w:sz w:val="21"/>
         </w:rPr>
-        <w:t>● 小区基础信息（试点小区）</w:t>
+        <w:t>- 小区基础信息（试点小区）</w:t>
       </w:r>
     </w:p>
     <w:p>
       <w:pPr>
-        <w:ind w:left="432"/>
+        <w:jc w:val="both"/>
       </w:pPr>
       <w:r>
         <w:rPr>
           <w:rFonts w:ascii="Microsoft YaHei" w:hAnsi="Microsoft YaHei" w:eastAsia="Microsoft YaHei"/>
           <w:sz w:val="21"/>
         </w:rPr>
-        <w:t>● 重点客户信息（试点小区）</w:t>
+        <w:t>- 重点客户信息（试点小区）</w:t>
       </w:r>
     </w:p>
     <w:p>
       <w:pPr>
-        <w:ind w:left="432"/>
+        <w:jc w:val="both"/>
       </w:pPr>
       <w:r>
         <w:rPr>
           <w:rFonts w:ascii="Microsoft YaHei" w:hAnsi="Microsoft YaHei" w:eastAsia="Microsoft YaHei"/>
           <w:sz w:val="21"/>
         </w:rPr>
-        <w:t>● 信息推送模板</w:t>
+        <w:t>- 信息推送模板</w:t>
       </w:r>
     </w:p>
     <w:p>
       <w:pPr>
         <w:pStyle w:val="Heading3"/>
-        <w:jc w:val="left"/>
       </w:pPr>
       <w:r>
         <w:rPr>
@@ -973,44 +1556,43 @@
     </w:p>
     <w:p>
       <w:pPr>
-        <w:ind w:left="432"/>
+        <w:jc w:val="both"/>
       </w:pPr>
       <w:r>
         <w:rPr>
           <w:rFonts w:ascii="Microsoft YaHei" w:hAnsi="Microsoft YaHei" w:eastAsia="Microsoft YaHei"/>
           <w:sz w:val="21"/>
         </w:rPr>
-        <w:t>● 试点工作报告</w:t>
+        <w:t>- 试点工作报告</w:t>
       </w:r>
     </w:p>
     <w:p>
       <w:pPr>
-        <w:ind w:left="432"/>
+        <w:jc w:val="both"/>
       </w:pPr>
       <w:r>
         <w:rPr>
           <w:rFonts w:ascii="Microsoft YaHei" w:hAnsi="Microsoft YaHei" w:eastAsia="Microsoft YaHei"/>
           <w:sz w:val="21"/>
         </w:rPr>
-        <w:t>● 使用反馈清单</w:t>
+        <w:t>- 使用反馈清单</w:t>
       </w:r>
     </w:p>
     <w:p>
       <w:pPr>
-        <w:ind w:left="432"/>
+        <w:jc w:val="both"/>
       </w:pPr>
       <w:r>
         <w:rPr>
           <w:rFonts w:ascii="Microsoft YaHei" w:hAnsi="Microsoft YaHei" w:eastAsia="Microsoft YaHei"/>
           <w:sz w:val="21"/>
         </w:rPr>
-        <w:t>● 优化建议</w:t>
+        <w:t>- 优化建议</w:t>
       </w:r>
     </w:p>
     <w:p>
       <w:pPr>
         <w:pStyle w:val="Heading3"/>
-        <w:jc w:val="left"/>
       </w:pPr>
       <w:r>
         <w:rPr>
@@ -1120,56 +1702,55 @@
     </w:p>
     <w:p>
       <w:pPr>
-        <w:ind w:left="432"/>
+        <w:jc w:val="both"/>
       </w:pPr>
       <w:r>
         <w:rPr>
           <w:rFonts w:ascii="Microsoft YaHei" w:hAnsi="Microsoft YaHei" w:eastAsia="Microsoft YaHei"/>
           <w:sz w:val="21"/>
         </w:rPr>
-        <w:t>● 完整的小区基础信息</w:t>
+        <w:t>- 完整的小区基础信息</w:t>
       </w:r>
     </w:p>
     <w:p>
       <w:pPr>
-        <w:ind w:left="432"/>
+        <w:jc w:val="both"/>
       </w:pPr>
       <w:r>
         <w:rPr>
           <w:rFonts w:ascii="Microsoft YaHei" w:hAnsi="Microsoft YaHei" w:eastAsia="Microsoft YaHei"/>
           <w:sz w:val="21"/>
         </w:rPr>
-        <w:t>● 完整的重点客户信息</w:t>
+        <w:t>- 完整的重点客户信息</w:t>
       </w:r>
     </w:p>
     <w:p>
       <w:pPr>
-        <w:ind w:left="432"/>
+        <w:jc w:val="both"/>
       </w:pPr>
       <w:r>
         <w:rPr>
           <w:rFonts w:ascii="Microsoft YaHei" w:hAnsi="Microsoft YaHei" w:eastAsia="Microsoft YaHei"/>
           <w:sz w:val="21"/>
         </w:rPr>
-        <w:t>● 培训材料</w:t>
+        <w:t>- 培训材料</w:t>
       </w:r>
     </w:p>
     <w:p>
       <w:pPr>
-        <w:ind w:left="432"/>
+        <w:jc w:val="both"/>
       </w:pPr>
       <w:r>
         <w:rPr>
           <w:rFonts w:ascii="Microsoft YaHei" w:hAnsi="Microsoft YaHei" w:eastAsia="Microsoft YaHei"/>
           <w:sz w:val="21"/>
         </w:rPr>
-        <w:t>● 考核机制文件</w:t>
+        <w:t>- 考核机制文件</w:t>
       </w:r>
     </w:p>
     <w:p>
       <w:pPr>
         <w:pStyle w:val="Heading3"/>
-        <w:jc w:val="left"/>
       </w:pPr>
       <w:r>
         <w:rPr>
@@ -1279,32 +1860,217 @@
     </w:p>
     <w:p>
       <w:pPr>
-        <w:ind w:left="432"/>
+        <w:jc w:val="both"/>
       </w:pPr>
       <w:r>
         <w:rPr>
           <w:rFonts w:ascii="Microsoft YaHei" w:hAnsi="Microsoft YaHei" w:eastAsia="Microsoft YaHei"/>
           <w:sz w:val="21"/>
         </w:rPr>
-        <w:t>● 定期优化报告</w:t>
+        <w:t>- 定期优化报告</w:t>
       </w:r>
     </w:p>
     <w:p>
       <w:pPr>
-        <w:ind w:left="432"/>
+        <w:jc w:val="both"/>
       </w:pPr>
       <w:r>
         <w:rPr>
           <w:rFonts w:ascii="Microsoft YaHei" w:hAnsi="Microsoft YaHei" w:eastAsia="Microsoft YaHei"/>
           <w:sz w:val="21"/>
         </w:rPr>
-        <w:t>● 自动化推送机制</w:t>
+        <w:t>- 自动化推送机制</w:t>
       </w:r>
     </w:p>
     <w:p>
       <w:pPr>
         <w:pStyle w:val="Heading2"/>
-        <w:jc w:val="left"/>
+      </w:pPr>
+      <w:r>
+        <w:rPr>
+          <w:rFonts w:ascii="Microsoft YaHei" w:hAnsi="Microsoft YaHei" w:eastAsia="Microsoft YaHei"/>
+          <w:b/>
+          <w:color w:val="1B365D"/>
+          <w:sz w:val="28"/>
+        </w:rPr>
+        <w:t>七、效果评估</w:t>
+      </w:r>
+    </w:p>
+    <w:p>
+      <w:pPr>
+        <w:pStyle w:val="Heading3"/>
+      </w:pPr>
+      <w:r>
+        <w:rPr>
+          <w:rFonts w:ascii="Microsoft YaHei" w:hAnsi="Microsoft YaHei" w:eastAsia="Microsoft YaHei"/>
+          <w:b/>
+          <w:color w:val="2E5A4C"/>
+          <w:sz w:val="24"/>
+        </w:rPr>
+        <w:t>7.1 评估指标</w:t>
+      </w:r>
+    </w:p>
+    <w:p>
+      <w:pPr>
+        <w:pStyle w:val="Heading3"/>
+      </w:pPr>
+      <w:r>
+        <w:rPr>
+          <w:rFonts w:ascii="Microsoft YaHei" w:hAnsi="Microsoft YaHei" w:eastAsia="Microsoft YaHei"/>
+          <w:b/>
+          <w:color w:val="2E5A4C"/>
+          <w:sz w:val="24"/>
+        </w:rPr>
+        <w:t>7.2 评估方法</w:t>
+      </w:r>
+    </w:p>
+    <w:p>
+      <w:pPr>
+        <w:jc w:val="both"/>
+      </w:pPr>
+      <w:r>
+        <w:rPr>
+          <w:rFonts w:ascii="Microsoft YaHei" w:hAnsi="Microsoft YaHei" w:eastAsia="Microsoft YaHei"/>
+          <w:sz w:val="21"/>
+        </w:rPr>
+        <w:t>方法1：数据统计分析</w:t>
+      </w:r>
+    </w:p>
+    <w:p>
+      <w:pPr>
+        <w:jc w:val="both"/>
+      </w:pPr>
+      <w:r>
+        <w:rPr>
+          <w:rFonts w:ascii="Microsoft YaHei" w:hAnsi="Microsoft YaHei" w:eastAsia="Microsoft YaHei"/>
+          <w:sz w:val="21"/>
+        </w:rPr>
+        <w:t>- 统计信息推送次数、及时率</w:t>
+      </w:r>
+    </w:p>
+    <w:p>
+      <w:pPr>
+        <w:jc w:val="both"/>
+      </w:pPr>
+      <w:r>
+        <w:rPr>
+          <w:rFonts w:ascii="Microsoft YaHei" w:hAnsi="Microsoft YaHei" w:eastAsia="Microsoft YaHei"/>
+          <w:sz w:val="21"/>
+        </w:rPr>
+        <w:t>- 统计客户经理使用次数</w:t>
+      </w:r>
+    </w:p>
+    <w:p>
+      <w:pPr>
+        <w:jc w:val="both"/>
+      </w:pPr>
+      <w:r>
+        <w:rPr>
+          <w:rFonts w:ascii="Microsoft YaHei" w:hAnsi="Microsoft YaHei" w:eastAsia="Microsoft YaHei"/>
+          <w:sz w:val="21"/>
+        </w:rPr>
+        <w:t>- 统计重点客户走访率</w:t>
+      </w:r>
+    </w:p>
+    <w:p>
+      <w:pPr>
+        <w:jc w:val="both"/>
+      </w:pPr>
+      <w:r>
+        <w:rPr>
+          <w:rFonts w:ascii="Microsoft YaHei" w:hAnsi="Microsoft YaHei" w:eastAsia="Microsoft YaHei"/>
+          <w:sz w:val="21"/>
+        </w:rPr>
+        <w:t>方法2：客户经理访谈</w:t>
+      </w:r>
+    </w:p>
+    <w:p>
+      <w:pPr>
+        <w:jc w:val="both"/>
+      </w:pPr>
+      <w:r>
+        <w:rPr>
+          <w:rFonts w:ascii="Microsoft YaHei" w:hAnsi="Microsoft YaHei" w:eastAsia="Microsoft YaHei"/>
+          <w:sz w:val="21"/>
+        </w:rPr>
+        <w:t>- 定期访谈客户经理</w:t>
+      </w:r>
+    </w:p>
+    <w:p>
+      <w:pPr>
+        <w:jc w:val="both"/>
+      </w:pPr>
+      <w:r>
+        <w:rPr>
+          <w:rFonts w:ascii="Microsoft YaHei" w:hAnsi="Microsoft YaHei" w:eastAsia="Microsoft YaHei"/>
+          <w:sz w:val="21"/>
+        </w:rPr>
+        <w:t>- 了解使用体验和问题</w:t>
+      </w:r>
+    </w:p>
+    <w:p>
+      <w:pPr>
+        <w:jc w:val="both"/>
+      </w:pPr>
+      <w:r>
+        <w:rPr>
+          <w:rFonts w:ascii="Microsoft YaHei" w:hAnsi="Microsoft YaHei" w:eastAsia="Microsoft YaHei"/>
+          <w:sz w:val="21"/>
+        </w:rPr>
+        <w:t>- 收集优化建议</w:t>
+      </w:r>
+    </w:p>
+    <w:p>
+      <w:pPr>
+        <w:jc w:val="both"/>
+      </w:pPr>
+      <w:r>
+        <w:rPr>
+          <w:rFonts w:ascii="Microsoft YaHei" w:hAnsi="Microsoft YaHei" w:eastAsia="Microsoft YaHei"/>
+          <w:sz w:val="21"/>
+        </w:rPr>
+        <w:t>方法3：客户满意度调查</w:t>
+      </w:r>
+    </w:p>
+    <w:p>
+      <w:pPr>
+        <w:jc w:val="both"/>
+      </w:pPr>
+      <w:r>
+        <w:rPr>
+          <w:rFonts w:ascii="Microsoft YaHei" w:hAnsi="Microsoft YaHei" w:eastAsia="Microsoft YaHei"/>
+          <w:sz w:val="21"/>
+        </w:rPr>
+        <w:t>- 定期开展客户满意度调查</w:t>
+      </w:r>
+    </w:p>
+    <w:p>
+      <w:pPr>
+        <w:jc w:val="both"/>
+      </w:pPr>
+      <w:r>
+        <w:rPr>
+          <w:rFonts w:ascii="Microsoft YaHei" w:hAnsi="Microsoft YaHei" w:eastAsia="Microsoft YaHei"/>
+          <w:sz w:val="21"/>
+        </w:rPr>
+        <w:t>- 了解客户对服务的满意度</w:t>
+      </w:r>
+    </w:p>
+    <w:p>
+      <w:pPr>
+        <w:jc w:val="both"/>
+      </w:pPr>
+      <w:r>
+        <w:rPr>
+          <w:rFonts w:ascii="Microsoft YaHei" w:hAnsi="Microsoft YaHei" w:eastAsia="Microsoft YaHei"/>
+          <w:sz w:val="21"/>
+        </w:rPr>
+        <w:t>- 分析满意度的变化趋势</w:t>
+      </w:r>
+    </w:p>
+    <w:p>
+      <w:pPr>
+        <w:pStyle w:val="Heading2"/>
       </w:pPr>
       <w:r>
         <w:rPr>
@@ -1319,7 +2085,6 @@
     <w:p>
       <w:pPr>
         <w:pStyle w:val="Heading3"/>
-        <w:jc w:val="left"/>
       </w:pPr>
       <w:r>
         <w:rPr>
@@ -1331,448 +2096,9 @@
         <w:t>8.1 主要风险</w:t>
       </w:r>
     </w:p>
-    <w:tbl>
-      <w:tblPr>
-        <w:tblStyle w:val="TableGrid"/>
-        <w:tblW w:type="auto" w:w="0"/>
-        <w:tblLook w:firstColumn="1" w:firstRow="1" w:lastColumn="0" w:lastRow="0" w:noHBand="0" w:noVBand="1" w:val="04A0"/>
-      </w:tblPr>
-      <w:tblGrid>
-        <w:gridCol w:w="2160"/>
-        <w:gridCol w:w="2160"/>
-        <w:gridCol w:w="2160"/>
-        <w:gridCol w:w="2160"/>
-      </w:tblGrid>
-      <w:tr>
-        <w:tc>
-          <w:tcPr>
-            <w:tcW w:type="dxa" w:w="2160"/>
-          </w:tcPr>
-          <w:p>
-            <w:pPr>
-              <w:jc w:val="center"/>
-            </w:pPr>
-            <w:r>
-              <w:rPr>
-                <w:rFonts w:ascii="Microsoft YaHei" w:hAnsi="Microsoft YaHei" w:eastAsia="Microsoft YaHei"/>
-                <w:b/>
-                <w:sz w:val="20"/>
-              </w:rPr>
-              <w:t>风险</w:t>
-            </w:r>
-          </w:p>
-        </w:tc>
-        <w:tc>
-          <w:tcPr>
-            <w:tcW w:type="dxa" w:w="2160"/>
-          </w:tcPr>
-          <w:p>
-            <w:pPr>
-              <w:jc w:val="center"/>
-            </w:pPr>
-            <w:r>
-              <w:rPr>
-                <w:rFonts w:ascii="Microsoft YaHei" w:hAnsi="Microsoft YaHei" w:eastAsia="Microsoft YaHei"/>
-                <w:b/>
-                <w:sz w:val="20"/>
-              </w:rPr>
-              <w:t>影响</w:t>
-            </w:r>
-          </w:p>
-        </w:tc>
-        <w:tc>
-          <w:tcPr>
-            <w:tcW w:type="dxa" w:w="2160"/>
-          </w:tcPr>
-          <w:p>
-            <w:pPr>
-              <w:jc w:val="center"/>
-            </w:pPr>
-            <w:r>
-              <w:rPr>
-                <w:rFonts w:ascii="Microsoft YaHei" w:hAnsi="Microsoft YaHei" w:eastAsia="Microsoft YaHei"/>
-                <w:b/>
-                <w:sz w:val="20"/>
-              </w:rPr>
-              <w:t>概率</w:t>
-            </w:r>
-          </w:p>
-        </w:tc>
-        <w:tc>
-          <w:tcPr>
-            <w:tcW w:type="dxa" w:w="2160"/>
-          </w:tcPr>
-          <w:p>
-            <w:pPr>
-              <w:jc w:val="center"/>
-            </w:pPr>
-            <w:r>
-              <w:rPr>
-                <w:rFonts w:ascii="Microsoft YaHei" w:hAnsi="Microsoft YaHei" w:eastAsia="Microsoft YaHei"/>
-                <w:b/>
-                <w:sz w:val="20"/>
-              </w:rPr>
-              <w:t>应对措施</w:t>
-            </w:r>
-          </w:p>
-        </w:tc>
-      </w:tr>
-      <w:tr>
-        <w:tc>
-          <w:tcPr>
-            <w:tcW w:type="dxa" w:w="2160"/>
-          </w:tcPr>
-          <w:p>
-            <w:pPr>
-              <w:jc w:val="left"/>
-            </w:pPr>
-            <w:r>
-              <w:rPr>
-                <w:rFonts w:ascii="Microsoft YaHei" w:hAnsi="Microsoft YaHei" w:eastAsia="Microsoft YaHei"/>
-                <w:sz w:val="19"/>
-              </w:rPr>
-              <w:t>**数据不准确**</w:t>
-            </w:r>
-          </w:p>
-        </w:tc>
-        <w:tc>
-          <w:tcPr>
-            <w:tcW w:type="dxa" w:w="2160"/>
-          </w:tcPr>
-          <w:p>
-            <w:pPr>
-              <w:jc w:val="left"/>
-            </w:pPr>
-            <w:r>
-              <w:rPr>
-                <w:rFonts w:ascii="Microsoft YaHei" w:hAnsi="Microsoft YaHei" w:eastAsia="Microsoft YaHei"/>
-                <w:sz w:val="19"/>
-              </w:rPr>
-              <w:t>推送信息错误</w:t>
-            </w:r>
-          </w:p>
-        </w:tc>
-        <w:tc>
-          <w:tcPr>
-            <w:tcW w:type="dxa" w:w="2160"/>
-          </w:tcPr>
-          <w:p>
-            <w:pPr>
-              <w:jc w:val="left"/>
-            </w:pPr>
-            <w:r>
-              <w:rPr>
-                <w:rFonts w:ascii="Microsoft YaHei" w:hAnsi="Microsoft YaHei" w:eastAsia="Microsoft YaHei"/>
-                <w:sz w:val="19"/>
-              </w:rPr>
-              <w:t>中</w:t>
-            </w:r>
-          </w:p>
-        </w:tc>
-        <w:tc>
-          <w:tcPr>
-            <w:tcW w:type="dxa" w:w="2160"/>
-          </w:tcPr>
-          <w:p>
-            <w:pPr>
-              <w:jc w:val="left"/>
-            </w:pPr>
-            <w:r>
-              <w:rPr>
-                <w:rFonts w:ascii="Microsoft YaHei" w:hAnsi="Microsoft YaHei" w:eastAsia="Microsoft YaHei"/>
-                <w:sz w:val="19"/>
-              </w:rPr>
-              <w:t>建立数据校验机制，定期核查数据</w:t>
-            </w:r>
-          </w:p>
-        </w:tc>
-      </w:tr>
-      <w:tr>
-        <w:tc>
-          <w:tcPr>
-            <w:tcW w:type="dxa" w:w="2160"/>
-          </w:tcPr>
-          <w:p>
-            <w:pPr>
-              <w:jc w:val="left"/>
-            </w:pPr>
-            <w:r>
-              <w:rPr>
-                <w:rFonts w:ascii="Microsoft YaHei" w:hAnsi="Microsoft YaHei" w:eastAsia="Microsoft YaHei"/>
-                <w:sz w:val="19"/>
-              </w:rPr>
-              <w:t>**推送不及时**</w:t>
-            </w:r>
-          </w:p>
-        </w:tc>
-        <w:tc>
-          <w:tcPr>
-            <w:tcW w:type="dxa" w:w="2160"/>
-          </w:tcPr>
-          <w:p>
-            <w:pPr>
-              <w:jc w:val="left"/>
-            </w:pPr>
-            <w:r>
-              <w:rPr>
-                <w:rFonts w:ascii="Microsoft YaHei" w:hAnsi="Microsoft YaHei" w:eastAsia="Microsoft YaHei"/>
-                <w:sz w:val="19"/>
-              </w:rPr>
-              <w:t>信息前置失效</w:t>
-            </w:r>
-          </w:p>
-        </w:tc>
-        <w:tc>
-          <w:tcPr>
-            <w:tcW w:type="dxa" w:w="2160"/>
-          </w:tcPr>
-          <w:p>
-            <w:pPr>
-              <w:jc w:val="left"/>
-            </w:pPr>
-            <w:r>
-              <w:rPr>
-                <w:rFonts w:ascii="Microsoft YaHei" w:hAnsi="Microsoft YaHei" w:eastAsia="Microsoft YaHei"/>
-                <w:sz w:val="19"/>
-              </w:rPr>
-              <w:t>低</w:t>
-            </w:r>
-          </w:p>
-        </w:tc>
-        <w:tc>
-          <w:tcPr>
-            <w:tcW w:type="dxa" w:w="2160"/>
-          </w:tcPr>
-          <w:p>
-            <w:pPr>
-              <w:jc w:val="left"/>
-            </w:pPr>
-            <w:r>
-              <w:rPr>
-                <w:rFonts w:ascii="Microsoft YaHei" w:hAnsi="Microsoft YaHei" w:eastAsia="Microsoft YaHei"/>
-                <w:sz w:val="19"/>
-              </w:rPr>
-              <w:t>建立自动化推送机制，设置提醒</w:t>
-            </w:r>
-          </w:p>
-        </w:tc>
-      </w:tr>
-      <w:tr>
-        <w:tc>
-          <w:tcPr>
-            <w:tcW w:type="dxa" w:w="2160"/>
-          </w:tcPr>
-          <w:p>
-            <w:pPr>
-              <w:jc w:val="left"/>
-            </w:pPr>
-            <w:r>
-              <w:rPr>
-                <w:rFonts w:ascii="Microsoft YaHei" w:hAnsi="Microsoft YaHei" w:eastAsia="Microsoft YaHei"/>
-                <w:sz w:val="19"/>
-              </w:rPr>
-              <w:t>**客户经理不使用**</w:t>
-            </w:r>
-          </w:p>
-        </w:tc>
-        <w:tc>
-          <w:tcPr>
-            <w:tcW w:type="dxa" w:w="2160"/>
-          </w:tcPr>
-          <w:p>
-            <w:pPr>
-              <w:jc w:val="left"/>
-            </w:pPr>
-            <w:r>
-              <w:rPr>
-                <w:rFonts w:ascii="Microsoft YaHei" w:hAnsi="Microsoft YaHei" w:eastAsia="Microsoft YaHei"/>
-                <w:sz w:val="19"/>
-              </w:rPr>
-              <w:t>机制形同虚设</w:t>
-            </w:r>
-          </w:p>
-        </w:tc>
-        <w:tc>
-          <w:tcPr>
-            <w:tcW w:type="dxa" w:w="2160"/>
-          </w:tcPr>
-          <w:p>
-            <w:pPr>
-              <w:jc w:val="left"/>
-            </w:pPr>
-            <w:r>
-              <w:rPr>
-                <w:rFonts w:ascii="Microsoft YaHei" w:hAnsi="Microsoft YaHei" w:eastAsia="Microsoft YaHei"/>
-                <w:sz w:val="19"/>
-              </w:rPr>
-              <w:t>中</w:t>
-            </w:r>
-          </w:p>
-        </w:tc>
-        <w:tc>
-          <w:tcPr>
-            <w:tcW w:type="dxa" w:w="2160"/>
-          </w:tcPr>
-          <w:p>
-            <w:pPr>
-              <w:jc w:val="left"/>
-            </w:pPr>
-            <w:r>
-              <w:rPr>
-                <w:rFonts w:ascii="Microsoft YaHei" w:hAnsi="Microsoft YaHei" w:eastAsia="Microsoft YaHei"/>
-                <w:sz w:val="19"/>
-              </w:rPr>
-              <w:t>加强培训，简化操作，纳入考核</w:t>
-            </w:r>
-          </w:p>
-        </w:tc>
-      </w:tr>
-      <w:tr>
-        <w:tc>
-          <w:tcPr>
-            <w:tcW w:type="dxa" w:w="2160"/>
-          </w:tcPr>
-          <w:p>
-            <w:pPr>
-              <w:jc w:val="left"/>
-            </w:pPr>
-            <w:r>
-              <w:rPr>
-                <w:rFonts w:ascii="Microsoft YaHei" w:hAnsi="Microsoft YaHei" w:eastAsia="Microsoft YaHei"/>
-                <w:sz w:val="19"/>
-              </w:rPr>
-              <w:t>**系统不稳定**</w:t>
-            </w:r>
-          </w:p>
-        </w:tc>
-        <w:tc>
-          <w:tcPr>
-            <w:tcW w:type="dxa" w:w="2160"/>
-          </w:tcPr>
-          <w:p>
-            <w:pPr>
-              <w:jc w:val="left"/>
-            </w:pPr>
-            <w:r>
-              <w:rPr>
-                <w:rFonts w:ascii="Microsoft YaHei" w:hAnsi="Microsoft YaHei" w:eastAsia="Microsoft YaHei"/>
-                <w:sz w:val="19"/>
-              </w:rPr>
-              <w:t>无法正常使用</w:t>
-            </w:r>
-          </w:p>
-        </w:tc>
-        <w:tc>
-          <w:tcPr>
-            <w:tcW w:type="dxa" w:w="2160"/>
-          </w:tcPr>
-          <w:p>
-            <w:pPr>
-              <w:jc w:val="left"/>
-            </w:pPr>
-            <w:r>
-              <w:rPr>
-                <w:rFonts w:ascii="Microsoft YaHei" w:hAnsi="Microsoft YaHei" w:eastAsia="Microsoft YaHei"/>
-                <w:sz w:val="19"/>
-              </w:rPr>
-              <w:t>低</w:t>
-            </w:r>
-          </w:p>
-        </w:tc>
-        <w:tc>
-          <w:tcPr>
-            <w:tcW w:type="dxa" w:w="2160"/>
-          </w:tcPr>
-          <w:p>
-            <w:pPr>
-              <w:jc w:val="left"/>
-            </w:pPr>
-            <w:r>
-              <w:rPr>
-                <w:rFonts w:ascii="Microsoft YaHei" w:hAnsi="Microsoft YaHei" w:eastAsia="Microsoft YaHei"/>
-                <w:sz w:val="19"/>
-              </w:rPr>
-              <w:t>选择稳定的平台，建立备份机制</w:t>
-            </w:r>
-          </w:p>
-        </w:tc>
-      </w:tr>
-      <w:tr>
-        <w:tc>
-          <w:tcPr>
-            <w:tcW w:type="dxa" w:w="2160"/>
-          </w:tcPr>
-          <w:p>
-            <w:pPr>
-              <w:jc w:val="left"/>
-            </w:pPr>
-            <w:r>
-              <w:rPr>
-                <w:rFonts w:ascii="Microsoft YaHei" w:hAnsi="Microsoft YaHei" w:eastAsia="Microsoft YaHei"/>
-                <w:sz w:val="19"/>
-              </w:rPr>
-              <w:t>**数据安全风险**</w:t>
-            </w:r>
-          </w:p>
-        </w:tc>
-        <w:tc>
-          <w:tcPr>
-            <w:tcW w:type="dxa" w:w="2160"/>
-          </w:tcPr>
-          <w:p>
-            <w:pPr>
-              <w:jc w:val="left"/>
-            </w:pPr>
-            <w:r>
-              <w:rPr>
-                <w:rFonts w:ascii="Microsoft YaHei" w:hAnsi="Microsoft YaHei" w:eastAsia="Microsoft YaHei"/>
-                <w:sz w:val="19"/>
-              </w:rPr>
-              <w:t>客户信息泄露</w:t>
-            </w:r>
-          </w:p>
-        </w:tc>
-        <w:tc>
-          <w:tcPr>
-            <w:tcW w:type="dxa" w:w="2160"/>
-          </w:tcPr>
-          <w:p>
-            <w:pPr>
-              <w:jc w:val="left"/>
-            </w:pPr>
-            <w:r>
-              <w:rPr>
-                <w:rFonts w:ascii="Microsoft YaHei" w:hAnsi="Microsoft YaHei" w:eastAsia="Microsoft YaHei"/>
-                <w:sz w:val="19"/>
-              </w:rPr>
-              <w:t>中</w:t>
-            </w:r>
-          </w:p>
-        </w:tc>
-        <w:tc>
-          <w:tcPr>
-            <w:tcW w:type="dxa" w:w="2160"/>
-          </w:tcPr>
-          <w:p>
-            <w:pPr>
-              <w:jc w:val="left"/>
-            </w:pPr>
-            <w:r>
-              <w:rPr>
-                <w:rFonts w:ascii="Microsoft YaHei" w:hAnsi="Microsoft YaHei" w:eastAsia="Microsoft YaHei"/>
-                <w:sz w:val="19"/>
-              </w:rPr>
-              <w:t>设置权限控制，加强数据安全管理</w:t>
-            </w:r>
-          </w:p>
-        </w:tc>
-      </w:tr>
-    </w:tbl>
-    <w:p/>
     <w:p>
       <w:pPr>
         <w:pStyle w:val="Heading3"/>
-        <w:jc w:val="left"/>
       </w:pPr>
       <w:r>
         <w:rPr>
@@ -1798,38 +2124,38 @@
     </w:p>
     <w:p>
       <w:pPr>
-        <w:ind w:left="432"/>
+        <w:jc w:val="both"/>
       </w:pPr>
       <w:r>
         <w:rPr>
           <w:rFonts w:ascii="Microsoft YaHei" w:hAnsi="Microsoft YaHei" w:eastAsia="Microsoft YaHei"/>
           <w:sz w:val="21"/>
         </w:rPr>
-        <w:t>● 建立数据校验机制</w:t>
+        <w:t>- 建立数据校验机制</w:t>
       </w:r>
     </w:p>
     <w:p>
       <w:pPr>
-        <w:ind w:left="432"/>
+        <w:jc w:val="both"/>
       </w:pPr>
       <w:r>
         <w:rPr>
           <w:rFonts w:ascii="Microsoft YaHei" w:hAnsi="Microsoft YaHei" w:eastAsia="Microsoft YaHei"/>
           <w:sz w:val="21"/>
         </w:rPr>
-        <w:t>● 定期核查数据准确性</w:t>
+        <w:t>- 定期核查数据准确性</w:t>
       </w:r>
     </w:p>
     <w:p>
       <w:pPr>
-        <w:ind w:left="432"/>
+        <w:jc w:val="both"/>
       </w:pPr>
       <w:r>
         <w:rPr>
           <w:rFonts w:ascii="Microsoft YaHei" w:hAnsi="Microsoft YaHei" w:eastAsia="Microsoft YaHei"/>
           <w:sz w:val="21"/>
         </w:rPr>
-        <w:t>● 设置数据质量责任人</w:t>
+        <w:t>- 设置数据质量责任人</w:t>
       </w:r>
     </w:p>
     <w:p>
@@ -1846,38 +2172,38 @@
     </w:p>
     <w:p>
       <w:pPr>
-        <w:ind w:left="432"/>
+        <w:jc w:val="both"/>
       </w:pPr>
       <w:r>
         <w:rPr>
           <w:rFonts w:ascii="Microsoft YaHei" w:hAnsi="Microsoft YaHei" w:eastAsia="Microsoft YaHei"/>
           <w:sz w:val="21"/>
         </w:rPr>
-        <w:t>● 建立自动化推送机制</w:t>
+        <w:t>- 建立自动化推送机制</w:t>
       </w:r>
     </w:p>
     <w:p>
       <w:pPr>
-        <w:ind w:left="432"/>
+        <w:jc w:val="both"/>
       </w:pPr>
       <w:r>
         <w:rPr>
           <w:rFonts w:ascii="Microsoft YaHei" w:hAnsi="Microsoft YaHei" w:eastAsia="Microsoft YaHei"/>
           <w:sz w:val="21"/>
         </w:rPr>
-        <w:t>● 设置推送提醒</w:t>
+        <w:t>- 设置推送提醒</w:t>
       </w:r>
     </w:p>
     <w:p>
       <w:pPr>
-        <w:ind w:left="432"/>
+        <w:jc w:val="both"/>
       </w:pPr>
       <w:r>
         <w:rPr>
           <w:rFonts w:ascii="Microsoft YaHei" w:hAnsi="Microsoft YaHei" w:eastAsia="Microsoft YaHei"/>
           <w:sz w:val="21"/>
         </w:rPr>
-        <w:t>● 建立推送失败告警</w:t>
+        <w:t>- 建立推送失败告警</w:t>
       </w:r>
     </w:p>
     <w:p>
@@ -1894,38 +2220,38 @@
     </w:p>
     <w:p>
       <w:pPr>
-        <w:ind w:left="432"/>
+        <w:jc w:val="both"/>
       </w:pPr>
       <w:r>
         <w:rPr>
           <w:rFonts w:ascii="Microsoft YaHei" w:hAnsi="Microsoft YaHei" w:eastAsia="Microsoft YaHei"/>
           <w:sz w:val="21"/>
         </w:rPr>
-        <w:t>● 加强培训，确保客户经理会用</w:t>
+        <w:t>- 加强培训，确保客户经理会用</w:t>
       </w:r>
     </w:p>
     <w:p>
       <w:pPr>
-        <w:ind w:left="432"/>
+        <w:jc w:val="both"/>
       </w:pPr>
       <w:r>
         <w:rPr>
           <w:rFonts w:ascii="Microsoft YaHei" w:hAnsi="Microsoft YaHei" w:eastAsia="Microsoft YaHei"/>
           <w:sz w:val="21"/>
         </w:rPr>
-        <w:t>● 简化操作，确保客户经理愿意用</w:t>
+        <w:t>- 简化操作，确保客户经理愿意用</w:t>
       </w:r>
     </w:p>
     <w:p>
       <w:pPr>
-        <w:ind w:left="432"/>
+        <w:jc w:val="both"/>
       </w:pPr>
       <w:r>
         <w:rPr>
           <w:rFonts w:ascii="Microsoft YaHei" w:hAnsi="Microsoft YaHei" w:eastAsia="Microsoft YaHei"/>
           <w:sz w:val="21"/>
         </w:rPr>
-        <w:t>● 纳入考核，确保客户经理必须用</w:t>
+        <w:t>- 纳入考核，确保客户经理必须用</w:t>
       </w:r>
     </w:p>
     <w:p>
@@ -1942,38 +2268,38 @@
     </w:p>
     <w:p>
       <w:pPr>
-        <w:ind w:left="432"/>
+        <w:jc w:val="both"/>
       </w:pPr>
       <w:r>
         <w:rPr>
           <w:rFonts w:ascii="Microsoft YaHei" w:hAnsi="Microsoft YaHei" w:eastAsia="Microsoft YaHei"/>
           <w:sz w:val="21"/>
         </w:rPr>
-        <w:t>● 选择稳定的平台（WPS、企业微信）</w:t>
+        <w:t>- 选择稳定的平台（WPS、企业微信）</w:t>
       </w:r>
     </w:p>
     <w:p>
       <w:pPr>
-        <w:ind w:left="432"/>
+        <w:jc w:val="both"/>
       </w:pPr>
       <w:r>
         <w:rPr>
           <w:rFonts w:ascii="Microsoft YaHei" w:hAnsi="Microsoft YaHei" w:eastAsia="Microsoft YaHei"/>
           <w:sz w:val="21"/>
         </w:rPr>
-        <w:t>● 建立数据备份机制</w:t>
+        <w:t>- 建立数据备份机制</w:t>
       </w:r>
     </w:p>
     <w:p>
       <w:pPr>
-        <w:ind w:left="432"/>
+        <w:jc w:val="both"/>
       </w:pPr>
       <w:r>
         <w:rPr>
           <w:rFonts w:ascii="Microsoft YaHei" w:hAnsi="Microsoft YaHei" w:eastAsia="Microsoft YaHei"/>
           <w:sz w:val="21"/>
         </w:rPr>
-        <w:t>● 制定应急预案</w:t>
+        <w:t>- 制定应急预案</w:t>
       </w:r>
     </w:p>
     <w:p>
@@ -1990,38 +2316,274 @@
     </w:p>
     <w:p>
       <w:pPr>
-        <w:ind w:left="432"/>
+        <w:jc w:val="both"/>
       </w:pPr>
       <w:r>
         <w:rPr>
           <w:rFonts w:ascii="Microsoft YaHei" w:hAnsi="Microsoft YaHei" w:eastAsia="Microsoft YaHei"/>
           <w:sz w:val="21"/>
         </w:rPr>
-        <w:t>● 设置权限控制，只有授权人员可访问</w:t>
+        <w:t>- 设置权限控制，只有授权人员可访问</w:t>
       </w:r>
     </w:p>
     <w:p>
       <w:pPr>
-        <w:ind w:left="432"/>
+        <w:jc w:val="both"/>
       </w:pPr>
       <w:r>
         <w:rPr>
           <w:rFonts w:ascii="Microsoft YaHei" w:hAnsi="Microsoft YaHei" w:eastAsia="Microsoft YaHei"/>
           <w:sz w:val="21"/>
         </w:rPr>
-        <w:t>● 加强数据安全管理，定期检查权限</w:t>
+        <w:t>- 加强数据安全管理，定期检查权限</w:t>
       </w:r>
     </w:p>
     <w:p>
       <w:pPr>
-        <w:ind w:left="432"/>
+        <w:jc w:val="both"/>
       </w:pPr>
       <w:r>
         <w:rPr>
           <w:rFonts w:ascii="Microsoft YaHei" w:hAnsi="Microsoft YaHei" w:eastAsia="Microsoft YaHei"/>
           <w:sz w:val="21"/>
         </w:rPr>
-        <w:t>● 建立数据安全事件应急预案</w:t>
+        <w:t>- 建立数据安全事件应急预案</w:t>
+      </w:r>
+    </w:p>
+    <w:p>
+      <w:pPr>
+        <w:pStyle w:val="Heading2"/>
+      </w:pPr>
+      <w:r>
+        <w:rPr>
+          <w:rFonts w:ascii="Microsoft YaHei" w:hAnsi="Microsoft YaHei" w:eastAsia="Microsoft YaHei"/>
+          <w:b/>
+          <w:color w:val="1B365D"/>
+          <w:sz w:val="28"/>
+        </w:rPr>
+        <w:t>九、总结</w:t>
+      </w:r>
+    </w:p>
+    <w:p>
+      <w:pPr>
+        <w:pStyle w:val="Heading3"/>
+      </w:pPr>
+      <w:r>
+        <w:rPr>
+          <w:rFonts w:ascii="Microsoft YaHei" w:hAnsi="Microsoft YaHei" w:eastAsia="Microsoft YaHei"/>
+          <w:b/>
+          <w:color w:val="2E5A4C"/>
+          <w:sz w:val="24"/>
+        </w:rPr>
+        <w:t>9.1 核心价值</w:t>
+      </w:r>
+    </w:p>
+    <w:p>
+      <w:pPr>
+        <w:jc w:val="both"/>
+      </w:pPr>
+      <w:r>
+        <w:rPr>
+          <w:rFonts w:ascii="Microsoft YaHei" w:hAnsi="Microsoft YaHei" w:eastAsia="Microsoft YaHei"/>
+          <w:sz w:val="21"/>
+        </w:rPr>
+        <w:t>信息前置机制的核心价值：</w:t>
+      </w:r>
+    </w:p>
+    <w:p>
+      <w:pPr>
+        <w:jc w:val="both"/>
+      </w:pPr>
+      <w:r>
+        <w:rPr>
+          <w:rFonts w:ascii="Microsoft YaHei" w:hAnsi="Microsoft YaHei" w:eastAsia="Microsoft YaHei"/>
+          <w:sz w:val="21"/>
+        </w:rPr>
+        <w:t>1. 精准服务：驻点前掌握重点客户信息，实现针对性服务</w:t>
+      </w:r>
+    </w:p>
+    <w:p>
+      <w:pPr>
+        <w:jc w:val="both"/>
+      </w:pPr>
+      <w:r>
+        <w:rPr>
+          <w:rFonts w:ascii="Microsoft YaHei" w:hAnsi="Microsoft YaHei" w:eastAsia="Microsoft YaHei"/>
+          <w:sz w:val="21"/>
+        </w:rPr>
+        <w:t>2. 提升效率：减少现场查找客户信息的时间</w:t>
+      </w:r>
+    </w:p>
+    <w:p>
+      <w:pPr>
+        <w:jc w:val="both"/>
+      </w:pPr>
+      <w:r>
+        <w:rPr>
+          <w:rFonts w:ascii="Microsoft YaHei" w:hAnsi="Microsoft YaHei" w:eastAsia="Microsoft YaHei"/>
+          <w:sz w:val="21"/>
+        </w:rPr>
+        <w:t>3. 提高质量：确保重点客户得到关注和服务</w:t>
+      </w:r>
+    </w:p>
+    <w:p>
+      <w:pPr>
+        <w:jc w:val="both"/>
+      </w:pPr>
+      <w:r>
+        <w:rPr>
+          <w:rFonts w:ascii="Microsoft YaHei" w:hAnsi="Microsoft YaHei" w:eastAsia="Microsoft YaHei"/>
+          <w:sz w:val="21"/>
+        </w:rPr>
+        <w:t>4. 数据驱动：基于数据制定服务策略</w:t>
+      </w:r>
+    </w:p>
+    <w:p>
+      <w:pPr>
+        <w:pStyle w:val="Heading3"/>
+      </w:pPr>
+      <w:r>
+        <w:rPr>
+          <w:rFonts w:ascii="Microsoft YaHei" w:hAnsi="Microsoft YaHei" w:eastAsia="Microsoft YaHei"/>
+          <w:b/>
+          <w:color w:val="2E5A4C"/>
+          <w:sz w:val="24"/>
+        </w:rPr>
+        <w:t>9.2 关键成功因素</w:t>
+      </w:r>
+    </w:p>
+    <w:p>
+      <w:pPr>
+        <w:jc w:val="both"/>
+      </w:pPr>
+      <w:r>
+        <w:rPr>
+          <w:rFonts w:ascii="Microsoft YaHei" w:hAnsi="Microsoft YaHei" w:eastAsia="Microsoft YaHei"/>
+          <w:sz w:val="21"/>
+        </w:rPr>
+        <w:t>1. 数据完整准确：重点客户信息必须完整准确</w:t>
+      </w:r>
+    </w:p>
+    <w:p>
+      <w:pPr>
+        <w:jc w:val="both"/>
+      </w:pPr>
+      <w:r>
+        <w:rPr>
+          <w:rFonts w:ascii="Microsoft YaHei" w:hAnsi="Microsoft YaHei" w:eastAsia="Microsoft YaHei"/>
+          <w:sz w:val="21"/>
+        </w:rPr>
+        <w:t>2. 推送及时有效：驻点前1天准确推送信息</w:t>
+      </w:r>
+    </w:p>
+    <w:p>
+      <w:pPr>
+        <w:jc w:val="both"/>
+      </w:pPr>
+      <w:r>
+        <w:rPr>
+          <w:rFonts w:ascii="Microsoft YaHei" w:hAnsi="Microsoft YaHei" w:eastAsia="Microsoft YaHei"/>
+          <w:sz w:val="21"/>
+        </w:rPr>
+        <w:t>3. 使用便捷高效：查询和录入操作简单快捷</w:t>
+      </w:r>
+    </w:p>
+    <w:p>
+      <w:pPr>
+        <w:jc w:val="both"/>
+      </w:pPr>
+      <w:r>
+        <w:rPr>
+          <w:rFonts w:ascii="Microsoft YaHei" w:hAnsi="Microsoft YaHei" w:eastAsia="Microsoft YaHei"/>
+          <w:sz w:val="21"/>
+        </w:rPr>
+        <w:t>4. 培训到位：确保所有客户经理会用、愿意用</w:t>
+      </w:r>
+    </w:p>
+    <w:p>
+      <w:pPr>
+        <w:jc w:val="both"/>
+      </w:pPr>
+      <w:r>
+        <w:rPr>
+          <w:rFonts w:ascii="Microsoft YaHei" w:hAnsi="Microsoft YaHei" w:eastAsia="Microsoft YaHei"/>
+          <w:sz w:val="21"/>
+        </w:rPr>
+        <w:t>5. 持续优化：根据反馈持续优化机制</w:t>
+      </w:r>
+    </w:p>
+    <w:p>
+      <w:pPr>
+        <w:pStyle w:val="Heading3"/>
+      </w:pPr>
+      <w:r>
+        <w:rPr>
+          <w:rFonts w:ascii="Microsoft YaHei" w:hAnsi="Microsoft YaHei" w:eastAsia="Microsoft YaHei"/>
+          <w:b/>
+          <w:color w:val="2E5A4C"/>
+          <w:sz w:val="24"/>
+        </w:rPr>
+        <w:t>9.3 下一步工作</w:t>
+      </w:r>
+    </w:p>
+    <w:p>
+      <w:pPr>
+        <w:jc w:val="both"/>
+      </w:pPr>
+      <w:r>
+        <w:rPr>
+          <w:rFonts w:ascii="Microsoft YaHei" w:hAnsi="Microsoft YaHei" w:eastAsia="Microsoft YaHei"/>
+          <w:sz w:val="21"/>
+        </w:rPr>
+        <w:t>1. 完善WPS多维表数据表设计</w:t>
+      </w:r>
+    </w:p>
+    <w:p>
+      <w:pPr>
+        <w:jc w:val="both"/>
+      </w:pPr>
+      <w:r>
+        <w:rPr>
+          <w:rFonts w:ascii="Microsoft YaHei" w:hAnsi="Microsoft YaHei" w:eastAsia="Microsoft YaHei"/>
+          <w:sz w:val="21"/>
+        </w:rPr>
+        <w:t>2. 录入试点小区基础信息和重点客户信息</w:t>
+      </w:r>
+    </w:p>
+    <w:p>
+      <w:pPr>
+        <w:jc w:val="both"/>
+      </w:pPr>
+      <w:r>
+        <w:rPr>
+          <w:rFonts w:ascii="Microsoft YaHei" w:hAnsi="Microsoft YaHei" w:eastAsia="Microsoft YaHei"/>
+          <w:sz w:val="21"/>
+        </w:rPr>
+        <w:t>3. 设计信息推送模板</w:t>
+      </w:r>
+    </w:p>
+    <w:p>
+      <w:pPr>
+        <w:jc w:val="both"/>
+      </w:pPr>
+      <w:r>
+        <w:rPr>
+          <w:rFonts w:ascii="Microsoft YaHei" w:hAnsi="Microsoft YaHei" w:eastAsia="Microsoft YaHei"/>
+          <w:sz w:val="21"/>
+        </w:rPr>
+        <w:t>4. 测试推送机制</w:t>
+      </w:r>
+    </w:p>
+    <w:p>
+      <w:pPr>
+        <w:jc w:val="both"/>
+      </w:pPr>
+      <w:r>
+        <w:rPr>
+          <w:rFonts w:ascii="Microsoft YaHei" w:hAnsi="Microsoft YaHei" w:eastAsia="Microsoft YaHei"/>
+          <w:sz w:val="21"/>
+        </w:rPr>
+        <w:t>5. 选择试点小区开展试点应用</w:t>
       </w:r>
     </w:p>
     <w:p>
